--- a/ssw-support-templates/02_支援実施記録書.docx
+++ b/ssw-support-templates/02_支援実施記録書.docx
@@ -4,7 +4,6 @@
   <w:body>
     <w:p>
       <w:pPr>
-        <w:pStyle w:val="Heading1"/>
         <w:jc w:val="center"/>
       </w:pPr>
       <w:r>
@@ -12,1304 +11,47 @@
           <w:b/>
           <w:sz w:val="28"/>
         </w:rPr>
-        <w:t>参考様式第４－２号｜支援実施記録書（１号特定技能外国人）</w:t>
-      </w:r>
-    </w:p>
-    <w:p/>
-    <w:p>
-      <w:pPr/>
-      <w:r>
-        <w:rPr>
-          <w:i/>
-          <w:color w:val="555555"/>
-          <w:sz w:val="18"/>
-        </w:rPr>
-        <w:t>**凡例**</w:t>
-      </w:r>
-    </w:p>
-    <w:p>
-      <w:pPr/>
-      <w:r>
-        <w:rPr>
-          <w:i/>
-          <w:color w:val="555555"/>
-          <w:sz w:val="18"/>
-        </w:rPr>
-        <w:t>- `██ 固定情報 ██` … 会社マスタ（初回のみ設定）</w:t>
-      </w:r>
-    </w:p>
-    <w:p>
-      <w:pPr/>
-      <w:r>
-        <w:rPr>
-          <w:i/>
-          <w:color w:val="555555"/>
-          <w:sz w:val="18"/>
-        </w:rPr>
-        <w:t>- `[変数名]` … 支援実施ごとに書き換える変数</w:t>
-      </w:r>
-    </w:p>
-    <w:p>
-      <w:pPr/>
-      <w:r>
-        <w:rPr>
-          <w:i/>
-          <w:color w:val="555555"/>
-          <w:sz w:val="18"/>
-        </w:rPr>
-        <w:t>- 本書は**支援を実施した都度（1件1枚）**作成し、四半期報告に添付する</w:t>
+        <w:t>支援実施記録書・１号特定技能外国人（参考様式第４－２号）</w:t>
       </w:r>
     </w:p>
     <w:p/>
     <w:p>
       <w:r>
-        <w:t>────────────────────────────────────────</w:t>
-      </w:r>
-    </w:p>
-    <w:p/>
-    <w:p>
-      <w:pPr/>
-      <w:r>
         <w:rPr>
-          <w:rFonts w:ascii="Courier New" w:hAnsi="Courier New"/>
-          <w:sz w:val="18"/>
+          <w:i/>
+          <w:color w:val="666666"/>
+          <w:sz w:val="17"/>
         </w:rPr>
-        <w:t>━━━━━━━━━━━━━━━━━━━━━━━━━━━━━━━━━━━━━━━━</w:t>
+        <w:t xml:space="preserve">支援を実施した都度1枚作成。四半期報告（様式第５－２号）に添付する。  </w:t>
       </w:r>
     </w:p>
     <w:p>
-      <w:pPr/>
       <w:r>
         <w:rPr>
-          <w:rFonts w:ascii="Courier New" w:hAnsi="Courier New"/>
-          <w:sz w:val="18"/>
+          <w:i/>
+          <w:color w:val="666666"/>
+          <w:sz w:val="17"/>
         </w:rPr>
-        <w:t xml:space="preserve">         支援実施記録書（１号特定技能外国人）</w:t>
-      </w:r>
-    </w:p>
-    <w:p>
-      <w:pPr/>
-      <w:r>
-        <w:rPr>
-          <w:rFonts w:ascii="Courier New" w:hAnsi="Courier New"/>
-          <w:sz w:val="18"/>
-        </w:rPr>
-        <w:t xml:space="preserve">               （参考様式第４－２号）</w:t>
-      </w:r>
-    </w:p>
-    <w:p>
-      <w:pPr/>
-      <w:r>
-        <w:rPr>
-          <w:rFonts w:ascii="Courier New" w:hAnsi="Courier New"/>
-          <w:sz w:val="18"/>
-        </w:rPr>
-        <w:t>━━━━━━━━━━━━━━━━━━━━━━━━━━━━━━━━━━━━━━━━</w:t>
-      </w:r>
-    </w:p>
-    <w:p>
-      <w:pPr/>
-    </w:p>
-    <w:p>
-      <w:pPr/>
-      <w:r>
-        <w:rPr>
-          <w:rFonts w:ascii="Courier New" w:hAnsi="Courier New"/>
-          <w:sz w:val="18"/>
-        </w:rPr>
-        <w:t>記録作成日：令和 [作成年] 年 [作成月] 月 [作成日] 日</w:t>
-      </w:r>
-    </w:p>
-    <w:p>
-      <w:pPr/>
-      <w:r>
-        <w:rPr>
-          <w:rFonts w:ascii="Courier New" w:hAnsi="Courier New"/>
-          <w:sz w:val="18"/>
-        </w:rPr>
-        <w:t>記録番号  ：[記録番号]  （例：2025-Q2-001）</w:t>
-      </w:r>
-    </w:p>
-    <w:p>
-      <w:pPr/>
-    </w:p>
-    <w:p>
-      <w:pPr/>
-      <w:r>
-        <w:rPr>
-          <w:rFonts w:ascii="Courier New" w:hAnsi="Courier New"/>
-          <w:sz w:val="18"/>
-        </w:rPr>
-        <w:t>━━━━━━━━━━━━━━━━━━━━━━━━━━━━━━</w:t>
-      </w:r>
-    </w:p>
-    <w:p>
-      <w:pPr/>
-      <w:r>
-        <w:rPr>
-          <w:rFonts w:ascii="Courier New" w:hAnsi="Courier New"/>
-          <w:sz w:val="18"/>
-        </w:rPr>
-        <w:t>【第１部：登録支援機関情報】※ 固定情報</w:t>
-      </w:r>
-    </w:p>
-    <w:p>
-      <w:pPr/>
-      <w:r>
-        <w:rPr>
-          <w:rFonts w:ascii="Courier New" w:hAnsi="Courier New"/>
-          <w:sz w:val="18"/>
-        </w:rPr>
-        <w:t>━━━━━━━━━━━━━━━━━━━━━━━━━━━━━━</w:t>
-      </w:r>
-    </w:p>
-    <w:p>
-      <w:pPr/>
-    </w:p>
-    <w:p>
-      <w:pPr/>
-      <w:r>
-        <w:rPr>
-          <w:rFonts w:ascii="Courier New" w:hAnsi="Courier New"/>
-          <w:sz w:val="18"/>
-        </w:rPr>
-        <w:t>登録支援機関名称：██ [自社名称]          ██</w:t>
-      </w:r>
-    </w:p>
-    <w:p>
-      <w:pPr/>
-      <w:r>
-        <w:rPr>
-          <w:rFonts w:ascii="Courier New" w:hAnsi="Courier New"/>
-          <w:sz w:val="18"/>
-        </w:rPr>
-        <w:t>登録番号        ：██ 19登－XXXXXXXX       ██</w:t>
-      </w:r>
-    </w:p>
-    <w:p>
-      <w:pPr/>
-      <w:r>
-        <w:rPr>
-          <w:rFonts w:ascii="Courier New" w:hAnsi="Courier New"/>
-          <w:sz w:val="18"/>
-        </w:rPr>
-        <w:t>担当者氏名      ：██ [担当者氏名]         ██</w:t>
-      </w:r>
-    </w:p>
-    <w:p>
-      <w:pPr/>
-      <w:r>
-        <w:rPr>
-          <w:rFonts w:ascii="Courier New" w:hAnsi="Courier New"/>
-          <w:sz w:val="18"/>
-        </w:rPr>
-        <w:t>担当者連絡先    ：██ [担当者TEL / メール] ██</w:t>
-      </w:r>
-    </w:p>
-    <w:p>
-      <w:pPr/>
-    </w:p>
-    <w:p>
-      <w:pPr/>
-      <w:r>
-        <w:rPr>
-          <w:rFonts w:ascii="Courier New" w:hAnsi="Courier New"/>
-          <w:sz w:val="18"/>
-        </w:rPr>
-        <w:t>━━━━━━━━━━━━━━━━━━━━━━━━━━━━━━</w:t>
-      </w:r>
-    </w:p>
-    <w:p>
-      <w:pPr/>
-      <w:r>
-        <w:rPr>
-          <w:rFonts w:ascii="Courier New" w:hAnsi="Courier New"/>
-          <w:sz w:val="18"/>
-        </w:rPr>
-        <w:t>【第２部：支援対象外国人情報】</w:t>
-      </w:r>
-    </w:p>
-    <w:p>
-      <w:pPr/>
-      <w:r>
-        <w:rPr>
-          <w:rFonts w:ascii="Courier New" w:hAnsi="Courier New"/>
-          <w:sz w:val="18"/>
-        </w:rPr>
-        <w:t>━━━━━━━━━━━━━━━━━━━━━━━━━━━━━━</w:t>
-      </w:r>
-    </w:p>
-    <w:p>
-      <w:pPr/>
-    </w:p>
-    <w:p>
-      <w:pPr/>
-      <w:r>
-        <w:rPr>
-          <w:rFonts w:ascii="Courier New" w:hAnsi="Courier New"/>
-          <w:sz w:val="18"/>
-        </w:rPr>
-        <w:t>氏名（ローマ字）    ：[外国人氏名]</w:t>
-      </w:r>
-    </w:p>
-    <w:p>
-      <w:pPr/>
-      <w:r>
-        <w:rPr>
-          <w:rFonts w:ascii="Courier New" w:hAnsi="Courier New"/>
-          <w:sz w:val="18"/>
-        </w:rPr>
-        <w:t>生年月日            ：[生年月日]  （例：1995年3月15日）</w:t>
-      </w:r>
-    </w:p>
-    <w:p>
-      <w:pPr/>
-      <w:r>
-        <w:rPr>
-          <w:rFonts w:ascii="Courier New" w:hAnsi="Courier New"/>
-          <w:sz w:val="18"/>
-        </w:rPr>
-        <w:t>国籍                ：[国籍]</w:t>
-      </w:r>
-    </w:p>
-    <w:p>
-      <w:pPr/>
-      <w:r>
-        <w:rPr>
-          <w:rFonts w:ascii="Courier New" w:hAnsi="Courier New"/>
-          <w:sz w:val="18"/>
-        </w:rPr>
-        <w:t>在留カード番号      ：[在留カード番号]</w:t>
-      </w:r>
-    </w:p>
-    <w:p>
-      <w:pPr/>
-      <w:r>
-        <w:rPr>
-          <w:rFonts w:ascii="Courier New" w:hAnsi="Courier New"/>
-          <w:sz w:val="18"/>
-        </w:rPr>
-        <w:t>在留資格            ：特定技能１号</w:t>
-      </w:r>
-    </w:p>
-    <w:p>
-      <w:pPr/>
-      <w:r>
-        <w:rPr>
-          <w:rFonts w:ascii="Courier New" w:hAnsi="Courier New"/>
-          <w:sz w:val="18"/>
-        </w:rPr>
-        <w:t>在留期間満了日      ：令和 [満了年] 年 [満了月] 月 [満了日] 日</w:t>
-      </w:r>
-    </w:p>
-    <w:p>
-      <w:pPr/>
-      <w:r>
-        <w:rPr>
-          <w:rFonts w:ascii="Courier New" w:hAnsi="Courier New"/>
-          <w:sz w:val="18"/>
-        </w:rPr>
-        <w:t>就労中の受入機関名  ：[受入機関名]</w:t>
-      </w:r>
-    </w:p>
-    <w:p>
-      <w:pPr/>
-      <w:r>
-        <w:rPr>
-          <w:rFonts w:ascii="Courier New" w:hAnsi="Courier New"/>
-          <w:sz w:val="18"/>
-        </w:rPr>
-        <w:t>受入機関所在地      ：[受入機関所在地]</w:t>
-      </w:r>
-    </w:p>
-    <w:p>
-      <w:pPr/>
-      <w:r>
-        <w:rPr>
-          <w:rFonts w:ascii="Courier New" w:hAnsi="Courier New"/>
-          <w:sz w:val="18"/>
-        </w:rPr>
-        <w:t>受入機関担当者氏名  ：[受入機関担当者名]</w:t>
-      </w:r>
-    </w:p>
-    <w:p>
-      <w:pPr/>
-      <w:r>
-        <w:rPr>
-          <w:rFonts w:ascii="Courier New" w:hAnsi="Courier New"/>
-          <w:sz w:val="18"/>
-        </w:rPr>
-        <w:t>特定技能分野・業務  ：[特定技能分野]（[具体的業務内容]）</w:t>
-      </w:r>
-    </w:p>
-    <w:p>
-      <w:pPr/>
-    </w:p>
-    <w:p>
-      <w:pPr/>
-      <w:r>
-        <w:rPr>
-          <w:rFonts w:ascii="Courier New" w:hAnsi="Courier New"/>
-          <w:sz w:val="18"/>
-        </w:rPr>
-        <w:t>━━━━━━━━━━━━━━━━━━━━━━━━━━━━━━</w:t>
-      </w:r>
-    </w:p>
-    <w:p>
-      <w:pPr/>
-      <w:r>
-        <w:rPr>
-          <w:rFonts w:ascii="Courier New" w:hAnsi="Courier New"/>
-          <w:sz w:val="18"/>
-        </w:rPr>
-        <w:t>【第３部：支援実施内容】</w:t>
-      </w:r>
-    </w:p>
-    <w:p>
-      <w:pPr/>
-      <w:r>
-        <w:rPr>
-          <w:rFonts w:ascii="Courier New" w:hAnsi="Courier New"/>
-          <w:sz w:val="18"/>
-        </w:rPr>
-        <w:t>━━━━━━━━━━━━━━━━━━━━━━━━━━━━━━</w:t>
-      </w:r>
-    </w:p>
-    <w:p>
-      <w:pPr/>
-    </w:p>
-    <w:p>
-      <w:pPr/>
-      <w:r>
-        <w:rPr>
-          <w:rFonts w:ascii="Courier New" w:hAnsi="Courier New"/>
-          <w:sz w:val="18"/>
-        </w:rPr>
-        <w:t>────────────────────────────────</w:t>
-      </w:r>
-    </w:p>
-    <w:p>
-      <w:pPr/>
-      <w:r>
-        <w:rPr>
-          <w:rFonts w:ascii="Courier New" w:hAnsi="Courier New"/>
-          <w:sz w:val="18"/>
-        </w:rPr>
-        <w:t>（１）支援の種別</w:t>
-      </w:r>
-    </w:p>
-    <w:p>
-      <w:pPr/>
-      <w:r>
-        <w:rPr>
-          <w:rFonts w:ascii="Courier New" w:hAnsi="Courier New"/>
-          <w:sz w:val="18"/>
-        </w:rPr>
-        <w:t>────────────────────────────────</w:t>
-      </w:r>
-    </w:p>
-    <w:p>
-      <w:pPr/>
-      <w:r>
-        <w:rPr>
-          <w:rFonts w:ascii="Courier New" w:hAnsi="Courier New"/>
-          <w:sz w:val="18"/>
-        </w:rPr>
-        <w:t xml:space="preserve">  該当する支援項目（複数選択可）：</w:t>
-      </w:r>
-    </w:p>
-    <w:p>
-      <w:pPr/>
-    </w:p>
-    <w:p>
-      <w:pPr/>
-      <w:r>
-        <w:rPr>
-          <w:rFonts w:ascii="Courier New" w:hAnsi="Courier New"/>
-          <w:sz w:val="18"/>
-        </w:rPr>
-        <w:t xml:space="preserve">  □ ①  事前ガイダンス</w:t>
-      </w:r>
-    </w:p>
-    <w:p>
-      <w:pPr/>
-      <w:r>
-        <w:rPr>
-          <w:rFonts w:ascii="Courier New" w:hAnsi="Courier New"/>
-          <w:sz w:val="18"/>
-        </w:rPr>
-        <w:t xml:space="preserve">  □ ②  出入国する際の送迎</w:t>
-      </w:r>
-    </w:p>
-    <w:p>
-      <w:pPr/>
-      <w:r>
-        <w:rPr>
-          <w:rFonts w:ascii="Courier New" w:hAnsi="Courier New"/>
-          <w:sz w:val="18"/>
-        </w:rPr>
-        <w:t xml:space="preserve">  □ ③  適切な住居確保に係る支援</w:t>
-      </w:r>
-    </w:p>
-    <w:p>
-      <w:pPr/>
-      <w:r>
-        <w:rPr>
-          <w:rFonts w:ascii="Courier New" w:hAnsi="Courier New"/>
-          <w:sz w:val="18"/>
-        </w:rPr>
-        <w:t xml:space="preserve">  □ ④  生活オリエンテーション</w:t>
-      </w:r>
-    </w:p>
-    <w:p>
-      <w:pPr/>
-      <w:r>
-        <w:rPr>
-          <w:rFonts w:ascii="Courier New" w:hAnsi="Courier New"/>
-          <w:sz w:val="18"/>
-        </w:rPr>
-        <w:t xml:space="preserve">  □ ⑤  公的手続等への同行</w:t>
-      </w:r>
-    </w:p>
-    <w:p>
-      <w:pPr/>
-      <w:r>
-        <w:rPr>
-          <w:rFonts w:ascii="Courier New" w:hAnsi="Courier New"/>
-          <w:sz w:val="18"/>
-        </w:rPr>
-        <w:t xml:space="preserve">  □ ⑥  日本語学習の機会の提供</w:t>
-      </w:r>
-    </w:p>
-    <w:p>
-      <w:pPr/>
-      <w:r>
-        <w:rPr>
-          <w:rFonts w:ascii="Courier New" w:hAnsi="Courier New"/>
-          <w:sz w:val="18"/>
-        </w:rPr>
-        <w:t xml:space="preserve">  □ ⑦  相談・苦情への対応</w:t>
-      </w:r>
-    </w:p>
-    <w:p>
-      <w:pPr/>
-      <w:r>
-        <w:rPr>
-          <w:rFonts w:ascii="Courier New" w:hAnsi="Courier New"/>
-          <w:sz w:val="18"/>
-        </w:rPr>
-        <w:t xml:space="preserve">  □ ⑧  日本人との交流促進に係る支援</w:t>
-      </w:r>
-    </w:p>
-    <w:p>
-      <w:pPr/>
-      <w:r>
-        <w:rPr>
-          <w:rFonts w:ascii="Courier New" w:hAnsi="Courier New"/>
-          <w:sz w:val="18"/>
-        </w:rPr>
-        <w:t xml:space="preserve">  □ ⑨  非自発的離職時の転職支援</w:t>
-      </w:r>
-    </w:p>
-    <w:p>
-      <w:pPr/>
-      <w:r>
-        <w:rPr>
-          <w:rFonts w:ascii="Courier New" w:hAnsi="Courier New"/>
-          <w:sz w:val="18"/>
-        </w:rPr>
-        <w:t xml:space="preserve">  □ ⑩  定期的な面談の実施</w:t>
-      </w:r>
-    </w:p>
-    <w:p>
-      <w:pPr/>
-      <w:r>
-        <w:rPr>
-          <w:rFonts w:ascii="Courier New" w:hAnsi="Courier New"/>
-          <w:sz w:val="18"/>
-        </w:rPr>
-        <w:t xml:space="preserve">  □ その他（[その他支援種別]）</w:t>
-      </w:r>
-    </w:p>
-    <w:p>
-      <w:pPr/>
-    </w:p>
-    <w:p>
-      <w:pPr/>
-      <w:r>
-        <w:rPr>
-          <w:rFonts w:ascii="Courier New" w:hAnsi="Courier New"/>
-          <w:sz w:val="18"/>
-        </w:rPr>
-        <w:t>────────────────────────────────</w:t>
-      </w:r>
-    </w:p>
-    <w:p>
-      <w:pPr/>
-      <w:r>
-        <w:rPr>
-          <w:rFonts w:ascii="Courier New" w:hAnsi="Courier New"/>
-          <w:sz w:val="18"/>
-        </w:rPr>
-        <w:t>（２）実施日時・場所</w:t>
-      </w:r>
-    </w:p>
-    <w:p>
-      <w:pPr/>
-      <w:r>
-        <w:rPr>
-          <w:rFonts w:ascii="Courier New" w:hAnsi="Courier New"/>
-          <w:sz w:val="18"/>
-        </w:rPr>
-        <w:t>────────────────────────────────</w:t>
-      </w:r>
-    </w:p>
-    <w:p>
-      <w:pPr/>
-      <w:r>
-        <w:rPr>
-          <w:rFonts w:ascii="Courier New" w:hAnsi="Courier New"/>
-          <w:sz w:val="18"/>
-        </w:rPr>
-        <w:t xml:space="preserve">  実施日  ：令和 [実施年] 年 [実施月] 月 [実施日] 日</w:t>
-      </w:r>
-    </w:p>
-    <w:p>
-      <w:pPr/>
-      <w:r>
-        <w:rPr>
-          <w:rFonts w:ascii="Courier New" w:hAnsi="Courier New"/>
-          <w:sz w:val="18"/>
-        </w:rPr>
-        <w:t xml:space="preserve">  開始時刻：[開始時刻]（例：10:00）</w:t>
-      </w:r>
-    </w:p>
-    <w:p>
-      <w:pPr/>
-      <w:r>
-        <w:rPr>
-          <w:rFonts w:ascii="Courier New" w:hAnsi="Courier New"/>
-          <w:sz w:val="18"/>
-        </w:rPr>
-        <w:t xml:space="preserve">  終了時刻：[終了時刻]（例：11:30）</w:t>
-      </w:r>
-    </w:p>
-    <w:p>
-      <w:pPr/>
-      <w:r>
-        <w:rPr>
-          <w:rFonts w:ascii="Courier New" w:hAnsi="Courier New"/>
-          <w:sz w:val="18"/>
-        </w:rPr>
-        <w:t xml:space="preserve">  所要時間：約 [所要時間] 分</w:t>
-      </w:r>
-    </w:p>
-    <w:p>
-      <w:pPr/>
-      <w:r>
-        <w:rPr>
-          <w:rFonts w:ascii="Courier New" w:hAnsi="Courier New"/>
-          <w:sz w:val="18"/>
-        </w:rPr>
-        <w:t xml:space="preserve">  実施場所：[実施場所]</w:t>
-      </w:r>
-    </w:p>
-    <w:p>
-      <w:pPr/>
-      <w:r>
-        <w:rPr>
-          <w:rFonts w:ascii="Courier New" w:hAnsi="Courier New"/>
-          <w:sz w:val="18"/>
-        </w:rPr>
-        <w:t xml:space="preserve">            （例：当機関事務所 / [受入機関名]事業所内 / オンライン / 等）</w:t>
-      </w:r>
-    </w:p>
-    <w:p>
-      <w:pPr/>
-    </w:p>
-    <w:p>
-      <w:pPr/>
-      <w:r>
-        <w:rPr>
-          <w:rFonts w:ascii="Courier New" w:hAnsi="Courier New"/>
-          <w:sz w:val="18"/>
-        </w:rPr>
-        <w:t>────────────────────────────────</w:t>
-      </w:r>
-    </w:p>
-    <w:p>
-      <w:pPr/>
-      <w:r>
-        <w:rPr>
-          <w:rFonts w:ascii="Courier New" w:hAnsi="Courier New"/>
-          <w:sz w:val="18"/>
-        </w:rPr>
-        <w:t>（３）実施方法・使用言語</w:t>
-      </w:r>
-    </w:p>
-    <w:p>
-      <w:pPr/>
-      <w:r>
-        <w:rPr>
-          <w:rFonts w:ascii="Courier New" w:hAnsi="Courier New"/>
-          <w:sz w:val="18"/>
-        </w:rPr>
-        <w:t>────────────────────────────────</w:t>
-      </w:r>
-    </w:p>
-    <w:p>
-      <w:pPr/>
-      <w:r>
-        <w:rPr>
-          <w:rFonts w:ascii="Courier New" w:hAnsi="Courier New"/>
-          <w:sz w:val="18"/>
-        </w:rPr>
-        <w:t xml:space="preserve">  実施方法：□ 対面  □ オンライン（[使用ツール]）  □ 電話  □ 書面送付</w:t>
-      </w:r>
-    </w:p>
-    <w:p>
-      <w:pPr/>
-      <w:r>
-        <w:rPr>
-          <w:rFonts w:ascii="Courier New" w:hAnsi="Courier New"/>
-          <w:sz w:val="18"/>
-        </w:rPr>
-        <w:t xml:space="preserve">  使用言語：[使用言語]  （例：ベトナム語 / 英語 / 日本語）</w:t>
-      </w:r>
-    </w:p>
-    <w:p>
-      <w:pPr/>
-      <w:r>
-        <w:rPr>
-          <w:rFonts w:ascii="Courier New" w:hAnsi="Courier New"/>
-          <w:sz w:val="18"/>
-        </w:rPr>
-        <w:t xml:space="preserve">  通訳の有無：□ なし  □ あり（通訳者氏名：[通訳者氏名]）</w:t>
-      </w:r>
-    </w:p>
-    <w:p>
-      <w:pPr/>
-    </w:p>
-    <w:p>
-      <w:pPr/>
-      <w:r>
-        <w:rPr>
-          <w:rFonts w:ascii="Courier New" w:hAnsi="Courier New"/>
-          <w:sz w:val="18"/>
-        </w:rPr>
-        <w:t>────────────────────────────────</w:t>
-      </w:r>
-    </w:p>
-    <w:p>
-      <w:pPr/>
-      <w:r>
-        <w:rPr>
-          <w:rFonts w:ascii="Courier New" w:hAnsi="Courier New"/>
-          <w:sz w:val="18"/>
-        </w:rPr>
-        <w:t>（４）支援の具体的な内容</w:t>
-      </w:r>
-    </w:p>
-    <w:p>
-      <w:pPr/>
-      <w:r>
-        <w:rPr>
-          <w:rFonts w:ascii="Courier New" w:hAnsi="Courier New"/>
-          <w:sz w:val="18"/>
-        </w:rPr>
-        <w:t>────────────────────────────────</w:t>
-      </w:r>
-    </w:p>
-    <w:p>
-      <w:pPr/>
-      <w:r>
-        <w:rPr>
-          <w:rFonts w:ascii="Courier New" w:hAnsi="Courier New"/>
-          <w:sz w:val="18"/>
-        </w:rPr>
-        <w:t xml:space="preserve">  [支援内容詳細]</w:t>
-      </w:r>
-    </w:p>
-    <w:p>
-      <w:pPr/>
-    </w:p>
-    <w:p>
-      <w:pPr/>
-      <w:r>
-        <w:rPr>
-          <w:rFonts w:ascii="Courier New" w:hAnsi="Courier New"/>
-          <w:sz w:val="18"/>
-        </w:rPr>
-        <w:t xml:space="preserve">  記入例（①事前ガイダンスの場合）：</w:t>
-      </w:r>
-    </w:p>
-    <w:p>
-      <w:pPr/>
-      <w:r>
-        <w:rPr>
-          <w:rFonts w:ascii="Courier New" w:hAnsi="Courier New"/>
-          <w:sz w:val="18"/>
-        </w:rPr>
-        <w:t xml:space="preserve">  ────────────────────────────</w:t>
-      </w:r>
-    </w:p>
-    <w:p>
-      <w:pPr/>
-      <w:r>
-        <w:rPr>
-          <w:rFonts w:ascii="Courier New" w:hAnsi="Courier New"/>
-          <w:sz w:val="18"/>
-        </w:rPr>
-        <w:t xml:space="preserve">  ・雇用契約の内容（賃金・労働時間・休日等）について母語で説明した。</w:t>
-      </w:r>
-    </w:p>
-    <w:p>
-      <w:pPr/>
-      <w:r>
-        <w:rPr>
-          <w:rFonts w:ascii="Courier New" w:hAnsi="Courier New"/>
-          <w:sz w:val="18"/>
-        </w:rPr>
-        <w:t xml:space="preserve">  ・就労場所の状況、担当業務の内容について説明した。</w:t>
-      </w:r>
-    </w:p>
-    <w:p>
-      <w:pPr/>
-      <w:r>
-        <w:rPr>
-          <w:rFonts w:ascii="Courier New" w:hAnsi="Courier New"/>
-          <w:sz w:val="18"/>
-        </w:rPr>
-        <w:t xml:space="preserve">  ・社会保険、税金等に関する基本情報を提供した。</w:t>
-      </w:r>
-    </w:p>
-    <w:p>
-      <w:pPr/>
-      <w:r>
-        <w:rPr>
-          <w:rFonts w:ascii="Courier New" w:hAnsi="Courier New"/>
-          <w:sz w:val="18"/>
-        </w:rPr>
-        <w:t xml:space="preserve">  ・緊急時の連絡先一覧（当機関・受入機関・警察・救急等）を配布した。</w:t>
-      </w:r>
-    </w:p>
-    <w:p>
-      <w:pPr/>
-      <w:r>
-        <w:rPr>
-          <w:rFonts w:ascii="Courier New" w:hAnsi="Courier New"/>
-          <w:sz w:val="18"/>
-        </w:rPr>
-        <w:t xml:space="preserve">  ・相談窓口（24時間対応多言語ホットライン含む）について案内した。</w:t>
-      </w:r>
-    </w:p>
-    <w:p>
-      <w:pPr/>
-      <w:r>
-        <w:rPr>
-          <w:rFonts w:ascii="Courier New" w:hAnsi="Courier New"/>
-          <w:sz w:val="18"/>
-        </w:rPr>
-        <w:t xml:space="preserve">  ・禁止事項（不法就労・不法行為等）について確認・説明した。</w:t>
-      </w:r>
-    </w:p>
-    <w:p>
-      <w:pPr/>
-      <w:r>
-        <w:rPr>
-          <w:rFonts w:ascii="Courier New" w:hAnsi="Courier New"/>
-          <w:sz w:val="18"/>
-        </w:rPr>
-        <w:t xml:space="preserve">  ────────────────────────────</w:t>
-      </w:r>
-    </w:p>
-    <w:p>
-      <w:pPr/>
-    </w:p>
-    <w:p>
-      <w:pPr/>
-      <w:r>
-        <w:rPr>
-          <w:rFonts w:ascii="Courier New" w:hAnsi="Courier New"/>
-          <w:sz w:val="18"/>
-        </w:rPr>
-        <w:t>────────────────────────────────</w:t>
-      </w:r>
-    </w:p>
-    <w:p>
-      <w:pPr/>
-      <w:r>
-        <w:rPr>
-          <w:rFonts w:ascii="Courier New" w:hAnsi="Courier New"/>
-          <w:sz w:val="18"/>
-        </w:rPr>
-        <w:t>（５）外国人本人の反応・確認事項</w:t>
-      </w:r>
-    </w:p>
-    <w:p>
-      <w:pPr/>
-      <w:r>
-        <w:rPr>
-          <w:rFonts w:ascii="Courier New" w:hAnsi="Courier New"/>
-          <w:sz w:val="18"/>
-        </w:rPr>
-        <w:t>────────────────────────────────</w:t>
-      </w:r>
-    </w:p>
-    <w:p>
-      <w:pPr/>
-      <w:r>
-        <w:rPr>
-          <w:rFonts w:ascii="Courier New" w:hAnsi="Courier New"/>
-          <w:sz w:val="18"/>
-        </w:rPr>
-        <w:t xml:space="preserve">  内容理解の確認  ：□ 理解を確認した  □ 一部不明点あり（詳細：[不明点内容]）</w:t>
-      </w:r>
-    </w:p>
-    <w:p>
-      <w:pPr/>
-      <w:r>
-        <w:rPr>
-          <w:rFonts w:ascii="Courier New" w:hAnsi="Courier New"/>
-          <w:sz w:val="18"/>
-        </w:rPr>
-        <w:t xml:space="preserve">  本人からの申し出：[本人申し出内容]</w:t>
-      </w:r>
-    </w:p>
-    <w:p>
-      <w:pPr/>
-      <w:r>
-        <w:rPr>
-          <w:rFonts w:ascii="Courier New" w:hAnsi="Courier New"/>
-          <w:sz w:val="18"/>
-        </w:rPr>
-        <w:t xml:space="preserve">                   （特になければ「特になし」と記入）</w:t>
-      </w:r>
-    </w:p>
-    <w:p>
-      <w:pPr/>
-      <w:r>
-        <w:rPr>
-          <w:rFonts w:ascii="Courier New" w:hAnsi="Courier New"/>
-          <w:sz w:val="18"/>
-        </w:rPr>
-        <w:t xml:space="preserve">  本人署名（確認）：__________________  日付：令和[年]年[月]月[日]日</w:t>
-      </w:r>
-    </w:p>
-    <w:p>
-      <w:pPr/>
-    </w:p>
-    <w:p>
-      <w:pPr/>
-      <w:r>
-        <w:rPr>
-          <w:rFonts w:ascii="Courier New" w:hAnsi="Courier New"/>
-          <w:sz w:val="18"/>
-        </w:rPr>
-        <w:t>━━━━━━━━━━━━━━━━━━━━━━━━━━━━━━</w:t>
-      </w:r>
-    </w:p>
-    <w:p>
-      <w:pPr/>
-      <w:r>
-        <w:rPr>
-          <w:rFonts w:ascii="Courier New" w:hAnsi="Courier New"/>
-          <w:sz w:val="18"/>
-        </w:rPr>
-        <w:t>【第４部：フォローアップ・対応結果】</w:t>
-      </w:r>
-    </w:p>
-    <w:p>
-      <w:pPr/>
-      <w:r>
-        <w:rPr>
-          <w:rFonts w:ascii="Courier New" w:hAnsi="Courier New"/>
-          <w:sz w:val="18"/>
-        </w:rPr>
-        <w:t>━━━━━━━━━━━━━━━━━━━━━━━━━━━━━━</w:t>
-      </w:r>
-    </w:p>
-    <w:p>
-      <w:pPr/>
-    </w:p>
-    <w:p>
-      <w:pPr/>
-      <w:r>
-        <w:rPr>
-          <w:rFonts w:ascii="Courier New" w:hAnsi="Courier New"/>
-          <w:sz w:val="18"/>
-        </w:rPr>
-        <w:t>────────────────────────────────</w:t>
-      </w:r>
-    </w:p>
-    <w:p>
-      <w:pPr/>
-      <w:r>
-        <w:rPr>
-          <w:rFonts w:ascii="Courier New" w:hAnsi="Courier New"/>
-          <w:sz w:val="18"/>
-        </w:rPr>
-        <w:t>（１）追加対応の要否</w:t>
-      </w:r>
-    </w:p>
-    <w:p>
-      <w:pPr/>
-      <w:r>
-        <w:rPr>
-          <w:rFonts w:ascii="Courier New" w:hAnsi="Courier New"/>
-          <w:sz w:val="18"/>
-        </w:rPr>
-        <w:t>────────────────────────────────</w:t>
-      </w:r>
-    </w:p>
-    <w:p>
-      <w:pPr/>
-      <w:r>
-        <w:rPr>
-          <w:rFonts w:ascii="Courier New" w:hAnsi="Courier New"/>
-          <w:sz w:val="18"/>
-        </w:rPr>
-        <w:t xml:space="preserve">  □ 追加対応不要</w:t>
-      </w:r>
-    </w:p>
-    <w:p>
-      <w:pPr/>
-      <w:r>
-        <w:rPr>
-          <w:rFonts w:ascii="Courier New" w:hAnsi="Courier New"/>
-          <w:sz w:val="18"/>
-        </w:rPr>
-        <w:t xml:space="preserve">  □ 追加対応が必要（内容：[追加対応内容]）</w:t>
-      </w:r>
-    </w:p>
-    <w:p>
-      <w:pPr/>
-      <w:r>
-        <w:rPr>
-          <w:rFonts w:ascii="Courier New" w:hAnsi="Courier New"/>
-          <w:sz w:val="18"/>
-        </w:rPr>
-        <w:t xml:space="preserve">     予定対応日：令和 [対応予定年] 年 [対応予定月] 月 [対応予定日] 日</w:t>
-      </w:r>
-    </w:p>
-    <w:p>
-      <w:pPr/>
-      <w:r>
-        <w:rPr>
-          <w:rFonts w:ascii="Courier New" w:hAnsi="Courier New"/>
-          <w:sz w:val="18"/>
-        </w:rPr>
-        <w:t xml:space="preserve">     対応予定担当者：[対応担当者名]</w:t>
-      </w:r>
-    </w:p>
-    <w:p>
-      <w:pPr/>
-    </w:p>
-    <w:p>
-      <w:pPr/>
-      <w:r>
-        <w:rPr>
-          <w:rFonts w:ascii="Courier New" w:hAnsi="Courier New"/>
-          <w:sz w:val="18"/>
-        </w:rPr>
-        <w:t>────────────────────────────────</w:t>
-      </w:r>
-    </w:p>
-    <w:p>
-      <w:pPr/>
-      <w:r>
-        <w:rPr>
-          <w:rFonts w:ascii="Courier New" w:hAnsi="Courier New"/>
-          <w:sz w:val="18"/>
-        </w:rPr>
-        <w:t>（２）関係機関への連絡・照会</w:t>
-      </w:r>
-    </w:p>
-    <w:p>
-      <w:pPr/>
-      <w:r>
-        <w:rPr>
-          <w:rFonts w:ascii="Courier New" w:hAnsi="Courier New"/>
-          <w:sz w:val="18"/>
-        </w:rPr>
-        <w:t>────────────────────────────────</w:t>
-      </w:r>
-    </w:p>
-    <w:p>
-      <w:pPr/>
-      <w:r>
-        <w:rPr>
-          <w:rFonts w:ascii="Courier New" w:hAnsi="Courier New"/>
-          <w:sz w:val="18"/>
-        </w:rPr>
-        <w:t xml:space="preserve">  □ 連絡・照会なし</w:t>
-      </w:r>
-    </w:p>
-    <w:p>
-      <w:pPr/>
-      <w:r>
-        <w:rPr>
-          <w:rFonts w:ascii="Courier New" w:hAnsi="Courier New"/>
-          <w:sz w:val="18"/>
-        </w:rPr>
-        <w:t xml:space="preserve">  □ 連絡・照会あり</w:t>
-      </w:r>
-    </w:p>
-    <w:p>
-      <w:pPr/>
-      <w:r>
-        <w:rPr>
-          <w:rFonts w:ascii="Courier New" w:hAnsi="Courier New"/>
-          <w:sz w:val="18"/>
-        </w:rPr>
-        <w:t xml:space="preserve">     連絡先機関名：[連絡機関名]</w:t>
-      </w:r>
-    </w:p>
-    <w:p>
-      <w:pPr/>
-      <w:r>
-        <w:rPr>
-          <w:rFonts w:ascii="Courier New" w:hAnsi="Courier New"/>
-          <w:sz w:val="18"/>
-        </w:rPr>
-        <w:t xml:space="preserve">     連絡内容概要：[連絡内容]</w:t>
-      </w:r>
-    </w:p>
-    <w:p>
-      <w:pPr/>
-      <w:r>
-        <w:rPr>
-          <w:rFonts w:ascii="Courier New" w:hAnsi="Courier New"/>
-          <w:sz w:val="18"/>
-        </w:rPr>
-        <w:t xml:space="preserve">     連絡日      ：令和 [連絡年] 年 [連絡月] 月 [連絡日] 日</w:t>
-      </w:r>
-    </w:p>
-    <w:p>
-      <w:pPr/>
-    </w:p>
-    <w:p>
-      <w:pPr/>
-      <w:r>
-        <w:rPr>
-          <w:rFonts w:ascii="Courier New" w:hAnsi="Courier New"/>
-          <w:sz w:val="18"/>
-        </w:rPr>
-        <w:t>────────────────────────────────</w:t>
-      </w:r>
-    </w:p>
-    <w:p>
-      <w:pPr/>
-      <w:r>
-        <w:rPr>
-          <w:rFonts w:ascii="Courier New" w:hAnsi="Courier New"/>
-          <w:sz w:val="18"/>
-        </w:rPr>
-        <w:t>（３）受入機関への報告</w:t>
-      </w:r>
-    </w:p>
-    <w:p>
-      <w:pPr/>
-      <w:r>
-        <w:rPr>
-          <w:rFonts w:ascii="Courier New" w:hAnsi="Courier New"/>
-          <w:sz w:val="18"/>
-        </w:rPr>
-        <w:t>────────────────────────────────</w:t>
-      </w:r>
-    </w:p>
-    <w:p>
-      <w:pPr/>
-      <w:r>
-        <w:rPr>
-          <w:rFonts w:ascii="Courier New" w:hAnsi="Courier New"/>
-          <w:sz w:val="18"/>
-        </w:rPr>
-        <w:t xml:space="preserve">  □ 報告不要</w:t>
-      </w:r>
-    </w:p>
-    <w:p>
-      <w:pPr/>
-      <w:r>
-        <w:rPr>
-          <w:rFonts w:ascii="Courier New" w:hAnsi="Courier New"/>
-          <w:sz w:val="18"/>
-        </w:rPr>
-        <w:t xml:space="preserve">  □ 報告済（報告先：[受入機関担当者名]、報告日：令和[年]年[月]月[日]日）</w:t>
-      </w:r>
-    </w:p>
-    <w:p>
-      <w:pPr/>
-      <w:r>
-        <w:rPr>
-          <w:rFonts w:ascii="Courier New" w:hAnsi="Courier New"/>
-          <w:sz w:val="18"/>
-        </w:rPr>
-        <w:t xml:space="preserve">  報告内容概要：</w:t>
-      </w:r>
-    </w:p>
-    <w:p>
-      <w:pPr/>
-      <w:r>
-        <w:rPr>
-          <w:rFonts w:ascii="Courier New" w:hAnsi="Courier New"/>
-          <w:sz w:val="18"/>
-        </w:rPr>
-        <w:t xml:space="preserve">    [受入機関報告内容]</w:t>
-      </w:r>
-    </w:p>
-    <w:p>
-      <w:pPr/>
-    </w:p>
-    <w:p>
-      <w:pPr/>
-      <w:r>
-        <w:rPr>
-          <w:rFonts w:ascii="Courier New" w:hAnsi="Courier New"/>
-          <w:sz w:val="18"/>
-        </w:rPr>
-        <w:t>━━━━━━━━━━━━━━━━━━━━━━━━━━━━━━</w:t>
-      </w:r>
-    </w:p>
-    <w:p>
-      <w:pPr/>
-      <w:r>
-        <w:rPr>
-          <w:rFonts w:ascii="Courier New" w:hAnsi="Courier New"/>
-          <w:sz w:val="18"/>
-        </w:rPr>
-        <w:t>【第５部：特記事項】</w:t>
-      </w:r>
-    </w:p>
-    <w:p>
-      <w:pPr/>
-      <w:r>
-        <w:rPr>
-          <w:rFonts w:ascii="Courier New" w:hAnsi="Courier New"/>
-          <w:sz w:val="18"/>
-        </w:rPr>
-        <w:t>━━━━━━━━━━━━━━━━━━━━━━━━━━━━━━</w:t>
-      </w:r>
-    </w:p>
-    <w:p>
-      <w:pPr/>
-    </w:p>
-    <w:p>
-      <w:pPr/>
-      <w:r>
-        <w:rPr>
-          <w:rFonts w:ascii="Courier New" w:hAnsi="Courier New"/>
-          <w:sz w:val="18"/>
-        </w:rPr>
-        <w:t xml:space="preserve">  [特記事項]</w:t>
-      </w:r>
-    </w:p>
-    <w:p>
-      <w:pPr/>
-      <w:r>
-        <w:rPr>
-          <w:rFonts w:ascii="Courier New" w:hAnsi="Courier New"/>
-          <w:sz w:val="18"/>
-        </w:rPr>
-        <w:t xml:space="preserve">  ※ 特になければ「特になし」と記入</w:t>
-      </w:r>
-    </w:p>
-    <w:p>
-      <w:pPr/>
-    </w:p>
-    <w:p>
-      <w:pPr/>
-      <w:r>
-        <w:rPr>
-          <w:rFonts w:ascii="Courier New" w:hAnsi="Courier New"/>
-          <w:sz w:val="18"/>
-        </w:rPr>
-        <w:t>━━━━━━━━━━━━━━━━━━━━━━━━━━━━━━</w:t>
-      </w:r>
-    </w:p>
-    <w:p>
-      <w:pPr/>
-      <w:r>
-        <w:rPr>
-          <w:rFonts w:ascii="Courier New" w:hAnsi="Courier New"/>
-          <w:sz w:val="18"/>
-        </w:rPr>
-        <w:t>【作成者署名欄】</w:t>
-      </w:r>
-    </w:p>
-    <w:p>
-      <w:pPr/>
-      <w:r>
-        <w:rPr>
-          <w:rFonts w:ascii="Courier New" w:hAnsi="Courier New"/>
-          <w:sz w:val="18"/>
-        </w:rPr>
-        <w:t>━━━━━━━━━━━━━━━━━━━━━━━━━━━━━━</w:t>
-      </w:r>
-    </w:p>
-    <w:p>
-      <w:pPr/>
-    </w:p>
-    <w:p>
-      <w:pPr/>
-      <w:r>
-        <w:rPr>
-          <w:rFonts w:ascii="Courier New" w:hAnsi="Courier New"/>
-          <w:sz w:val="18"/>
-        </w:rPr>
-        <w:t xml:space="preserve">  記録作成者：██ [担当者氏名] ██  （署名または記名押印）</w:t>
-      </w:r>
-    </w:p>
-    <w:p>
-      <w:pPr/>
-      <w:r>
-        <w:rPr>
-          <w:rFonts w:ascii="Courier New" w:hAnsi="Courier New"/>
-          <w:sz w:val="18"/>
-        </w:rPr>
-        <w:t xml:space="preserve">  確認者    ：██ [確認者氏名・役職] ██  （署名または記名押印）</w:t>
-      </w:r>
-    </w:p>
-    <w:p>
-      <w:pPr/>
-      <w:r>
-        <w:rPr>
-          <w:rFonts w:ascii="Courier New" w:hAnsi="Courier New"/>
-          <w:sz w:val="18"/>
-        </w:rPr>
-        <w:t xml:space="preserve">  作成日    ：令和 [作成年] 年 [作成月] 月 [作成日] 日</w:t>
-      </w:r>
-    </w:p>
-    <w:p>
-      <w:pPr/>
-    </w:p>
-    <w:p>
-      <w:pPr/>
-      <w:r>
-        <w:rPr>
-          <w:rFonts w:ascii="Courier New" w:hAnsi="Courier New"/>
-          <w:sz w:val="18"/>
-        </w:rPr>
-        <w:t>━━━━━━━━━━━━━━━━━━━━━━━━━━━━━━</w:t>
+        <w:t>記録番号の形式：`[年度]-Q[四半期]-[連番3桁]`　例：`2025-Q2-001`</w:t>
       </w:r>
     </w:p>
     <w:p/>
     <w:p>
       <w:r>
-        <w:t>────────────────────────────────────────</w:t>
+        <w:rPr>
+          <w:sz w:val="16"/>
+        </w:rPr>
+        <w:t>──────────────────────────────────────────────────</w:t>
       </w:r>
     </w:p>
     <w:p/>
     <w:p>
-      <w:pPr>
-        <w:pStyle w:val="Heading2"/>
-      </w:pPr>
       <w:r>
         <w:rPr>
           <w:b/>
           <w:sz w:val="24"/>
         </w:rPr>
-        <w:t>変数速查表（文件②専用・所要時間目安：約2分）</w:t>
+        <w:t>▌基本情報</w:t>
       </w:r>
     </w:p>
     <w:p/>
@@ -1320,65 +62,35 @@
         <w:tblLook w:firstColumn="1" w:firstRow="1" w:lastColumn="0" w:lastRow="0" w:noHBand="0" w:noVBand="1" w:val="04A0"/>
       </w:tblPr>
       <w:tblGrid>
-        <w:gridCol w:w="2351"/>
-        <w:gridCol w:w="2351"/>
-        <w:gridCol w:w="2351"/>
-        <w:gridCol w:w="2351"/>
+        <w:gridCol w:w="4703"/>
+        <w:gridCol w:w="4703"/>
       </w:tblGrid>
       <w:tr>
         <w:tc>
           <w:tcPr>
-            <w:tcW w:type="dxa" w:w="2351"/>
+            <w:tcW w:type="dxa" w:w="4703"/>
           </w:tcPr>
           <w:p>
             <w:r>
               <w:rPr>
                 <w:b/>
-                <w:sz w:val="18"/>
+                <w:sz w:val="17"/>
               </w:rPr>
-              <w:t>カテゴリ</w:t>
+              <w:t>項目</w:t>
             </w:r>
           </w:p>
         </w:tc>
         <w:tc>
           <w:tcPr>
-            <w:tcW w:type="dxa" w:w="2351"/>
+            <w:tcW w:type="dxa" w:w="4703"/>
           </w:tcPr>
           <w:p>
             <w:r>
               <w:rPr>
                 <w:b/>
-                <w:sz w:val="18"/>
+                <w:sz w:val="17"/>
               </w:rPr>
-              <w:t>変数名</w:t>
-            </w:r>
-          </w:p>
-        </w:tc>
-        <w:tc>
-          <w:tcPr>
-            <w:tcW w:type="dxa" w:w="2351"/>
-          </w:tcPr>
-          <w:p>
-            <w:r>
-              <w:rPr>
-                <w:b/>
-                <w:sz w:val="18"/>
-              </w:rPr>
-              <w:t>記入内容</w:t>
-            </w:r>
-          </w:p>
-        </w:tc>
-        <w:tc>
-          <w:tcPr>
-            <w:tcW w:type="dxa" w:w="2351"/>
-          </w:tcPr>
-          <w:p>
-            <w:r>
-              <w:rPr>
-                <w:b/>
-                <w:sz w:val="18"/>
-              </w:rPr>
-              <w:t>入力例</w:t>
+              <w:t>内容</w:t>
             </w:r>
           </w:p>
         </w:tc>
@@ -1386,53 +98,27 @@
       <w:tr>
         <w:tc>
           <w:tcPr>
-            <w:tcW w:type="dxa" w:w="2351"/>
+            <w:tcW w:type="dxa" w:w="4703"/>
           </w:tcPr>
           <w:p>
             <w:r>
               <w:rPr>
-                <w:sz w:val="18"/>
+                <w:sz w:val="17"/>
               </w:rPr>
-              <w:t>**★支援ごと**</w:t>
+              <w:t>記録番号</w:t>
             </w:r>
           </w:p>
         </w:tc>
         <w:tc>
           <w:tcPr>
-            <w:tcW w:type="dxa" w:w="2351"/>
+            <w:tcW w:type="dxa" w:w="4703"/>
           </w:tcPr>
           <w:p>
             <w:r>
               <w:rPr>
-                <w:sz w:val="18"/>
+                <w:sz w:val="17"/>
               </w:rPr>
-              <w:t>`[記録番号]`</w:t>
-            </w:r>
-          </w:p>
-        </w:tc>
-        <w:tc>
-          <w:tcPr>
-            <w:tcW w:type="dxa" w:w="2351"/>
-          </w:tcPr>
-          <w:p>
-            <w:r>
-              <w:rPr>
-                <w:sz w:val="18"/>
-              </w:rPr>
-              <w:t>管理用の通し番号</w:t>
-            </w:r>
-          </w:p>
-        </w:tc>
-        <w:tc>
-          <w:tcPr>
-            <w:tcW w:type="dxa" w:w="2351"/>
-          </w:tcPr>
-          <w:p>
-            <w:r>
-              <w:rPr>
-                <w:sz w:val="18"/>
-              </w:rPr>
-              <w:t>2025-Q2-001</w:t>
+              <w:t>**[記録番号]**</w:t>
             </w:r>
           </w:p>
         </w:tc>
@@ -1440,52 +126,27 @@
       <w:tr>
         <w:tc>
           <w:tcPr>
-            <w:tcW w:type="dxa" w:w="2351"/>
+            <w:tcW w:type="dxa" w:w="4703"/>
           </w:tcPr>
           <w:p>
             <w:r>
               <w:rPr>
-                <w:sz w:val="18"/>
+                <w:sz w:val="17"/>
               </w:rPr>
+              <w:t>作成日</w:t>
             </w:r>
           </w:p>
         </w:tc>
         <w:tc>
           <w:tcPr>
-            <w:tcW w:type="dxa" w:w="2351"/>
+            <w:tcW w:type="dxa" w:w="4703"/>
           </w:tcPr>
           <w:p>
             <w:r>
               <w:rPr>
-                <w:sz w:val="18"/>
+                <w:sz w:val="17"/>
               </w:rPr>
-              <w:t>`[実施年][実施月][実施日]`</w:t>
-            </w:r>
-          </w:p>
-        </w:tc>
-        <w:tc>
-          <w:tcPr>
-            <w:tcW w:type="dxa" w:w="2351"/>
-          </w:tcPr>
-          <w:p>
-            <w:r>
-              <w:rPr>
-                <w:sz w:val="18"/>
-              </w:rPr>
-              <w:t>支援実施日</w:t>
-            </w:r>
-          </w:p>
-        </w:tc>
-        <w:tc>
-          <w:tcPr>
-            <w:tcW w:type="dxa" w:w="2351"/>
-          </w:tcPr>
-          <w:p>
-            <w:r>
-              <w:rPr>
-                <w:sz w:val="18"/>
-              </w:rPr>
-              <w:t>令和7年7月5日</w:t>
+              <w:t>令和 **[作成年]** 年 **[作成月]** 月 **[作成日]** 日</w:t>
             </w:r>
           </w:p>
         </w:tc>
@@ -1493,52 +154,27 @@
       <w:tr>
         <w:tc>
           <w:tcPr>
-            <w:tcW w:type="dxa" w:w="2351"/>
+            <w:tcW w:type="dxa" w:w="4703"/>
           </w:tcPr>
           <w:p>
             <w:r>
               <w:rPr>
-                <w:sz w:val="18"/>
+                <w:sz w:val="17"/>
               </w:rPr>
+              <w:t>機関名称（固定）</w:t>
             </w:r>
           </w:p>
         </w:tc>
         <w:tc>
           <w:tcPr>
-            <w:tcW w:type="dxa" w:w="2351"/>
+            <w:tcW w:type="dxa" w:w="4703"/>
           </w:tcPr>
           <w:p>
             <w:r>
               <w:rPr>
-                <w:sz w:val="18"/>
+                <w:sz w:val="17"/>
               </w:rPr>
-              <w:t>`[開始時刻][終了時刻]`</w:t>
-            </w:r>
-          </w:p>
-        </w:tc>
-        <w:tc>
-          <w:tcPr>
-            <w:tcW w:type="dxa" w:w="2351"/>
-          </w:tcPr>
-          <w:p>
-            <w:r>
-              <w:rPr>
-                <w:sz w:val="18"/>
-              </w:rPr>
-              <w:t>実施時間帯</w:t>
-            </w:r>
-          </w:p>
-        </w:tc>
-        <w:tc>
-          <w:tcPr>
-            <w:tcW w:type="dxa" w:w="2351"/>
-          </w:tcPr>
-          <w:p>
-            <w:r>
-              <w:rPr>
-                <w:sz w:val="18"/>
-              </w:rPr>
-              <w:t>10:00〜11:30</w:t>
+              <w:t>[自社名称]　／　19登－XXXXXXXX</w:t>
             </w:r>
           </w:p>
         </w:tc>
@@ -1546,52 +182,89 @@
       <w:tr>
         <w:tc>
           <w:tcPr>
-            <w:tcW w:type="dxa" w:w="2351"/>
+            <w:tcW w:type="dxa" w:w="4703"/>
           </w:tcPr>
           <w:p>
             <w:r>
               <w:rPr>
-                <w:sz w:val="18"/>
+                <w:sz w:val="17"/>
               </w:rPr>
+              <w:t>担当者（固定）</w:t>
             </w:r>
           </w:p>
         </w:tc>
         <w:tc>
           <w:tcPr>
-            <w:tcW w:type="dxa" w:w="2351"/>
+            <w:tcW w:type="dxa" w:w="4703"/>
           </w:tcPr>
           <w:p>
             <w:r>
               <w:rPr>
-                <w:sz w:val="18"/>
+                <w:sz w:val="17"/>
               </w:rPr>
-              <w:t>`[実施場所]`</w:t>
+              <w:t>[担当者氏名]</w:t>
+            </w:r>
+          </w:p>
+        </w:tc>
+      </w:tr>
+    </w:tbl>
+    <w:p/>
+    <w:p/>
+    <w:p>
+      <w:r>
+        <w:rPr>
+          <w:sz w:val="16"/>
+        </w:rPr>
+        <w:t>──────────────────────────────────────────────────</w:t>
+      </w:r>
+    </w:p>
+    <w:p/>
+    <w:p>
+      <w:r>
+        <w:rPr>
+          <w:b/>
+          <w:sz w:val="24"/>
+        </w:rPr>
+        <w:t>▌対象外国人</w:t>
+      </w:r>
+    </w:p>
+    <w:p/>
+    <w:tbl>
+      <w:tblPr>
+        <w:tblStyle w:val="TableGrid"/>
+        <w:tblW w:type="auto" w:w="0"/>
+        <w:tblLook w:firstColumn="1" w:firstRow="1" w:lastColumn="0" w:lastRow="0" w:noHBand="0" w:noVBand="1" w:val="04A0"/>
+      </w:tblPr>
+      <w:tblGrid>
+        <w:gridCol w:w="4703"/>
+        <w:gridCol w:w="4703"/>
+      </w:tblGrid>
+      <w:tr>
+        <w:tc>
+          <w:tcPr>
+            <w:tcW w:type="dxa" w:w="4703"/>
+          </w:tcPr>
+          <w:p>
+            <w:r>
+              <w:rPr>
+                <w:b/>
+                <w:sz w:val="17"/>
+              </w:rPr>
+              <w:t>項目</w:t>
             </w:r>
           </w:p>
         </w:tc>
         <w:tc>
           <w:tcPr>
-            <w:tcW w:type="dxa" w:w="2351"/>
+            <w:tcW w:type="dxa" w:w="4703"/>
           </w:tcPr>
           <w:p>
             <w:r>
               <w:rPr>
-                <w:sz w:val="18"/>
+                <w:b/>
+                <w:sz w:val="17"/>
               </w:rPr>
-              <w:t>実施場所</w:t>
-            </w:r>
-          </w:p>
-        </w:tc>
-        <w:tc>
-          <w:tcPr>
-            <w:tcW w:type="dxa" w:w="2351"/>
-          </w:tcPr>
-          <w:p>
-            <w:r>
-              <w:rPr>
-                <w:sz w:val="18"/>
-              </w:rPr>
-              <w:t>当機関事務所</w:t>
+              <w:t>内容</w:t>
             </w:r>
           </w:p>
         </w:tc>
@@ -1599,52 +272,27 @@
       <w:tr>
         <w:tc>
           <w:tcPr>
-            <w:tcW w:type="dxa" w:w="2351"/>
+            <w:tcW w:type="dxa" w:w="4703"/>
           </w:tcPr>
           <w:p>
             <w:r>
               <w:rPr>
-                <w:sz w:val="18"/>
+                <w:sz w:val="17"/>
               </w:rPr>
+              <w:t>氏名（ローマ字）</w:t>
             </w:r>
           </w:p>
         </w:tc>
         <w:tc>
           <w:tcPr>
-            <w:tcW w:type="dxa" w:w="2351"/>
+            <w:tcW w:type="dxa" w:w="4703"/>
           </w:tcPr>
           <w:p>
             <w:r>
               <w:rPr>
-                <w:sz w:val="18"/>
+                <w:sz w:val="17"/>
               </w:rPr>
-              <w:t>`[支援の種別]`</w:t>
-            </w:r>
-          </w:p>
-        </w:tc>
-        <w:tc>
-          <w:tcPr>
-            <w:tcW w:type="dxa" w:w="2351"/>
-          </w:tcPr>
-          <w:p>
-            <w:r>
-              <w:rPr>
-                <w:sz w:val="18"/>
-              </w:rPr>
-              <w:t>該当☑を選択</w:t>
-            </w:r>
-          </w:p>
-        </w:tc>
-        <w:tc>
-          <w:tcPr>
-            <w:tcW w:type="dxa" w:w="2351"/>
-          </w:tcPr>
-          <w:p>
-            <w:r>
-              <w:rPr>
-                <w:sz w:val="18"/>
-              </w:rPr>
-              <w:t>①事前ガイダンス</w:t>
+              <w:t>**[外国人氏名]**</w:t>
             </w:r>
           </w:p>
         </w:tc>
@@ -1652,52 +300,27 @@
       <w:tr>
         <w:tc>
           <w:tcPr>
-            <w:tcW w:type="dxa" w:w="2351"/>
+            <w:tcW w:type="dxa" w:w="4703"/>
           </w:tcPr>
           <w:p>
             <w:r>
               <w:rPr>
-                <w:sz w:val="18"/>
+                <w:sz w:val="17"/>
               </w:rPr>
+              <w:t>国籍</w:t>
             </w:r>
           </w:p>
         </w:tc>
         <w:tc>
           <w:tcPr>
-            <w:tcW w:type="dxa" w:w="2351"/>
+            <w:tcW w:type="dxa" w:w="4703"/>
           </w:tcPr>
           <w:p>
             <w:r>
               <w:rPr>
-                <w:sz w:val="18"/>
+                <w:sz w:val="17"/>
               </w:rPr>
-              <w:t>`[支援内容詳細]`</w:t>
-            </w:r>
-          </w:p>
-        </w:tc>
-        <w:tc>
-          <w:tcPr>
-            <w:tcW w:type="dxa" w:w="2351"/>
-          </w:tcPr>
-          <w:p>
-            <w:r>
-              <w:rPr>
-                <w:sz w:val="18"/>
-              </w:rPr>
-              <w:t>実施した支援の詳細</w:t>
-            </w:r>
-          </w:p>
-        </w:tc>
-        <w:tc>
-          <w:tcPr>
-            <w:tcW w:type="dxa" w:w="2351"/>
-          </w:tcPr>
-          <w:p>
-            <w:r>
-              <w:rPr>
-                <w:sz w:val="18"/>
-              </w:rPr>
-              <w:t>3〜6行程度</w:t>
+              <w:t>**[国籍]**</w:t>
             </w:r>
           </w:p>
         </w:tc>
@@ -1705,52 +328,27 @@
       <w:tr>
         <w:tc>
           <w:tcPr>
-            <w:tcW w:type="dxa" w:w="2351"/>
+            <w:tcW w:type="dxa" w:w="4703"/>
           </w:tcPr>
           <w:p>
             <w:r>
               <w:rPr>
-                <w:sz w:val="18"/>
+                <w:sz w:val="17"/>
               </w:rPr>
+              <w:t>在留カード番号</w:t>
             </w:r>
           </w:p>
         </w:tc>
         <w:tc>
           <w:tcPr>
-            <w:tcW w:type="dxa" w:w="2351"/>
+            <w:tcW w:type="dxa" w:w="4703"/>
           </w:tcPr>
           <w:p>
             <w:r>
               <w:rPr>
-                <w:sz w:val="18"/>
+                <w:sz w:val="17"/>
               </w:rPr>
-              <w:t>`[使用言語]`</w:t>
-            </w:r>
-          </w:p>
-        </w:tc>
-        <w:tc>
-          <w:tcPr>
-            <w:tcW w:type="dxa" w:w="2351"/>
-          </w:tcPr>
-          <w:p>
-            <w:r>
-              <w:rPr>
-                <w:sz w:val="18"/>
-              </w:rPr>
-              <w:t>支援に使った言語</w:t>
-            </w:r>
-          </w:p>
-        </w:tc>
-        <w:tc>
-          <w:tcPr>
-            <w:tcW w:type="dxa" w:w="2351"/>
-          </w:tcPr>
-          <w:p>
-            <w:r>
-              <w:rPr>
-                <w:sz w:val="18"/>
-              </w:rPr>
-              <w:t>ベトナム語</w:t>
+              <w:t>**[在留カード番号]**</w:t>
             </w:r>
           </w:p>
         </w:tc>
@@ -1758,52 +356,27 @@
       <w:tr>
         <w:tc>
           <w:tcPr>
-            <w:tcW w:type="dxa" w:w="2351"/>
+            <w:tcW w:type="dxa" w:w="4703"/>
           </w:tcPr>
           <w:p>
             <w:r>
               <w:rPr>
-                <w:sz w:val="18"/>
+                <w:sz w:val="17"/>
               </w:rPr>
+              <w:t>在留期限</w:t>
             </w:r>
           </w:p>
         </w:tc>
         <w:tc>
           <w:tcPr>
-            <w:tcW w:type="dxa" w:w="2351"/>
+            <w:tcW w:type="dxa" w:w="4703"/>
           </w:tcPr>
           <w:p>
             <w:r>
               <w:rPr>
-                <w:sz w:val="18"/>
+                <w:sz w:val="17"/>
               </w:rPr>
-              <w:t>`[本人申し出内容]`</w:t>
-            </w:r>
-          </w:p>
-        </w:tc>
-        <w:tc>
-          <w:tcPr>
-            <w:tcW w:type="dxa" w:w="2351"/>
-          </w:tcPr>
-          <w:p>
-            <w:r>
-              <w:rPr>
-                <w:sz w:val="18"/>
-              </w:rPr>
-              <w:t>外国人からの申し出</w:t>
-            </w:r>
-          </w:p>
-        </w:tc>
-        <w:tc>
-          <w:tcPr>
-            <w:tcW w:type="dxa" w:w="2351"/>
-          </w:tcPr>
-          <w:p>
-            <w:r>
-              <w:rPr>
-                <w:sz w:val="18"/>
-              </w:rPr>
-              <w:t>特になし</w:t>
+              <w:t>令和 **[満了年]** 年 **[満了月]** 月 **[満了日]** 日</w:t>
             </w:r>
           </w:p>
         </w:tc>
@@ -1811,53 +384,27 @@
       <w:tr>
         <w:tc>
           <w:tcPr>
-            <w:tcW w:type="dxa" w:w="2351"/>
+            <w:tcW w:type="dxa" w:w="4703"/>
           </w:tcPr>
           <w:p>
             <w:r>
               <w:rPr>
-                <w:sz w:val="18"/>
+                <w:sz w:val="17"/>
               </w:rPr>
-              <w:t>**★外国人ごと**</w:t>
+              <w:t>受入機関名</w:t>
             </w:r>
           </w:p>
         </w:tc>
         <w:tc>
           <w:tcPr>
-            <w:tcW w:type="dxa" w:w="2351"/>
+            <w:tcW w:type="dxa" w:w="4703"/>
           </w:tcPr>
           <w:p>
             <w:r>
               <w:rPr>
-                <w:sz w:val="18"/>
+                <w:sz w:val="17"/>
               </w:rPr>
-              <w:t>`[外国人氏名]`</w:t>
-            </w:r>
-          </w:p>
-        </w:tc>
-        <w:tc>
-          <w:tcPr>
-            <w:tcW w:type="dxa" w:w="2351"/>
-          </w:tcPr>
-          <w:p>
-            <w:r>
-              <w:rPr>
-                <w:sz w:val="18"/>
-              </w:rPr>
-              <w:t>ローマ字氏名</w:t>
-            </w:r>
-          </w:p>
-        </w:tc>
-        <w:tc>
-          <w:tcPr>
-            <w:tcW w:type="dxa" w:w="2351"/>
-          </w:tcPr>
-          <w:p>
-            <w:r>
-              <w:rPr>
-                <w:sz w:val="18"/>
-              </w:rPr>
-              <w:t>NGUYEN VAN A</w:t>
+              <w:t>**[受入機関名]**</w:t>
             </w:r>
           </w:p>
         </w:tc>
@@ -1865,52 +412,89 @@
       <w:tr>
         <w:tc>
           <w:tcPr>
-            <w:tcW w:type="dxa" w:w="2351"/>
+            <w:tcW w:type="dxa" w:w="4703"/>
           </w:tcPr>
           <w:p>
             <w:r>
               <w:rPr>
-                <w:sz w:val="18"/>
+                <w:sz w:val="17"/>
               </w:rPr>
+              <w:t>特定技能分野・業務</w:t>
             </w:r>
           </w:p>
         </w:tc>
         <w:tc>
           <w:tcPr>
-            <w:tcW w:type="dxa" w:w="2351"/>
+            <w:tcW w:type="dxa" w:w="4703"/>
           </w:tcPr>
           <w:p>
             <w:r>
               <w:rPr>
-                <w:sz w:val="18"/>
+                <w:sz w:val="17"/>
               </w:rPr>
-              <w:t>`[在留カード番号]`</w:t>
+              <w:t>**[分野]**（**[具体的業務]**）</w:t>
+            </w:r>
+          </w:p>
+        </w:tc>
+      </w:tr>
+    </w:tbl>
+    <w:p/>
+    <w:p/>
+    <w:p>
+      <w:r>
+        <w:rPr>
+          <w:sz w:val="16"/>
+        </w:rPr>
+        <w:t>──────────────────────────────────────────────────</w:t>
+      </w:r>
+    </w:p>
+    <w:p/>
+    <w:p>
+      <w:r>
+        <w:rPr>
+          <w:b/>
+          <w:sz w:val="24"/>
+        </w:rPr>
+        <w:t>▌実施概要</w:t>
+      </w:r>
+    </w:p>
+    <w:p/>
+    <w:tbl>
+      <w:tblPr>
+        <w:tblStyle w:val="TableGrid"/>
+        <w:tblW w:type="auto" w:w="0"/>
+        <w:tblLook w:firstColumn="1" w:firstRow="1" w:lastColumn="0" w:lastRow="0" w:noHBand="0" w:noVBand="1" w:val="04A0"/>
+      </w:tblPr>
+      <w:tblGrid>
+        <w:gridCol w:w="4703"/>
+        <w:gridCol w:w="4703"/>
+      </w:tblGrid>
+      <w:tr>
+        <w:tc>
+          <w:tcPr>
+            <w:tcW w:type="dxa" w:w="4703"/>
+          </w:tcPr>
+          <w:p>
+            <w:r>
+              <w:rPr>
+                <w:b/>
+                <w:sz w:val="17"/>
+              </w:rPr>
+              <w:t>項目</w:t>
             </w:r>
           </w:p>
         </w:tc>
         <w:tc>
           <w:tcPr>
-            <w:tcW w:type="dxa" w:w="2351"/>
+            <w:tcW w:type="dxa" w:w="4703"/>
           </w:tcPr>
           <w:p>
             <w:r>
               <w:rPr>
-                <w:sz w:val="18"/>
+                <w:b/>
+                <w:sz w:val="17"/>
               </w:rPr>
-              <w:t>在留カード番号</w:t>
-            </w:r>
-          </w:p>
-        </w:tc>
-        <w:tc>
-          <w:tcPr>
-            <w:tcW w:type="dxa" w:w="2351"/>
-          </w:tcPr>
-          <w:p>
-            <w:r>
-              <w:rPr>
-                <w:sz w:val="18"/>
-              </w:rPr>
-              <w:t>AA12345678AB</w:t>
+              <w:t>内容</w:t>
             </w:r>
           </w:p>
         </w:tc>
@@ -1918,52 +502,27 @@
       <w:tr>
         <w:tc>
           <w:tcPr>
-            <w:tcW w:type="dxa" w:w="2351"/>
+            <w:tcW w:type="dxa" w:w="4703"/>
           </w:tcPr>
           <w:p>
             <w:r>
               <w:rPr>
-                <w:sz w:val="18"/>
+                <w:sz w:val="17"/>
               </w:rPr>
+              <w:t>実施日</w:t>
             </w:r>
           </w:p>
         </w:tc>
         <w:tc>
           <w:tcPr>
-            <w:tcW w:type="dxa" w:w="2351"/>
+            <w:tcW w:type="dxa" w:w="4703"/>
           </w:tcPr>
           <w:p>
             <w:r>
               <w:rPr>
-                <w:sz w:val="18"/>
+                <w:sz w:val="17"/>
               </w:rPr>
-              <w:t>`[受入機関名]`</w:t>
-            </w:r>
-          </w:p>
-        </w:tc>
-        <w:tc>
-          <w:tcPr>
-            <w:tcW w:type="dxa" w:w="2351"/>
-          </w:tcPr>
-          <w:p>
-            <w:r>
-              <w:rPr>
-                <w:sz w:val="18"/>
-              </w:rPr>
-              <w:t>受入機関正式名称</w:t>
-            </w:r>
-          </w:p>
-        </w:tc>
-        <w:tc>
-          <w:tcPr>
-            <w:tcW w:type="dxa" w:w="2351"/>
-          </w:tcPr>
-          <w:p>
-            <w:r>
-              <w:rPr>
-                <w:sz w:val="18"/>
-              </w:rPr>
-              <w:t>株式会社〇〇食品</w:t>
+              <w:t>令和 **[実施年]** 年 **[実施月]** 月 **[実施日]** 日</w:t>
             </w:r>
           </w:p>
         </w:tc>
@@ -1971,52 +530,27 @@
       <w:tr>
         <w:tc>
           <w:tcPr>
-            <w:tcW w:type="dxa" w:w="2351"/>
+            <w:tcW w:type="dxa" w:w="4703"/>
           </w:tcPr>
           <w:p>
             <w:r>
               <w:rPr>
-                <w:sz w:val="18"/>
+                <w:sz w:val="17"/>
               </w:rPr>
+              <w:t>時間</w:t>
             </w:r>
           </w:p>
         </w:tc>
         <w:tc>
           <w:tcPr>
-            <w:tcW w:type="dxa" w:w="2351"/>
+            <w:tcW w:type="dxa" w:w="4703"/>
           </w:tcPr>
           <w:p>
             <w:r>
               <w:rPr>
-                <w:sz w:val="18"/>
+                <w:sz w:val="17"/>
               </w:rPr>
-              <w:t>`[満了年][満了月][満了日]`</w:t>
-            </w:r>
-          </w:p>
-        </w:tc>
-        <w:tc>
-          <w:tcPr>
-            <w:tcW w:type="dxa" w:w="2351"/>
-          </w:tcPr>
-          <w:p>
-            <w:r>
-              <w:rPr>
-                <w:sz w:val="18"/>
-              </w:rPr>
-              <w:t>在留期間満了日</w:t>
-            </w:r>
-          </w:p>
-        </w:tc>
-        <w:tc>
-          <w:tcPr>
-            <w:tcW w:type="dxa" w:w="2351"/>
-          </w:tcPr>
-          <w:p>
-            <w:r>
-              <w:rPr>
-                <w:sz w:val="18"/>
-              </w:rPr>
-              <w:t>令和9年3月31日</w:t>
+              <w:t>**[開始時刻]** 〜 **[終了時刻]**（約 **[所要時間]** 分）</w:t>
             </w:r>
           </w:p>
         </w:tc>
@@ -2024,74 +558,2824 @@
       <w:tr>
         <w:tc>
           <w:tcPr>
-            <w:tcW w:type="dxa" w:w="2351"/>
+            <w:tcW w:type="dxa" w:w="4703"/>
           </w:tcPr>
           <w:p>
             <w:r>
               <w:rPr>
-                <w:sz w:val="18"/>
+                <w:sz w:val="17"/>
               </w:rPr>
-              <w:t>**██固定██**</w:t>
+              <w:t>場所</w:t>
             </w:r>
           </w:p>
         </w:tc>
         <w:tc>
           <w:tcPr>
-            <w:tcW w:type="dxa" w:w="2351"/>
+            <w:tcW w:type="dxa" w:w="4703"/>
           </w:tcPr>
           <w:p>
             <w:r>
               <w:rPr>
-                <w:sz w:val="18"/>
+                <w:sz w:val="17"/>
               </w:rPr>
-              <w:t>`[自社名称]` `[担当者氏名]`</w:t>
+              <w:t>**[実施場所]**</w:t>
+            </w:r>
+          </w:p>
+        </w:tc>
+      </w:tr>
+      <w:tr>
+        <w:tc>
+          <w:tcPr>
+            <w:tcW w:type="dxa" w:w="4703"/>
+          </w:tcPr>
+          <w:p>
+            <w:r>
+              <w:rPr>
+                <w:sz w:val="17"/>
+              </w:rPr>
+              <w:t>方法</w:t>
             </w:r>
           </w:p>
         </w:tc>
         <w:tc>
           <w:tcPr>
-            <w:tcW w:type="dxa" w:w="2351"/>
+            <w:tcW w:type="dxa" w:w="4703"/>
           </w:tcPr>
           <w:p>
             <w:r>
               <w:rPr>
-                <w:sz w:val="18"/>
+                <w:sz w:val="17"/>
               </w:rPr>
-              <w:t>会社マスタより</w:t>
+              <w:t>□対面　□オンライン（**[使用ツール]**）　□電話　□書面</w:t>
+            </w:r>
+          </w:p>
+        </w:tc>
+      </w:tr>
+      <w:tr>
+        <w:tc>
+          <w:tcPr>
+            <w:tcW w:type="dxa" w:w="4703"/>
+          </w:tcPr>
+          <w:p>
+            <w:r>
+              <w:rPr>
+                <w:sz w:val="17"/>
+              </w:rPr>
+              <w:t>使用言語</w:t>
             </w:r>
           </w:p>
         </w:tc>
         <w:tc>
           <w:tcPr>
-            <w:tcW w:type="dxa" w:w="2351"/>
+            <w:tcW w:type="dxa" w:w="4703"/>
           </w:tcPr>
           <w:p>
             <w:r>
               <w:rPr>
-                <w:sz w:val="18"/>
+                <w:sz w:val="17"/>
               </w:rPr>
-              <w:t>永久固定</w:t>
+              <w:t>**[使用言語]**</w:t>
+            </w:r>
+          </w:p>
+        </w:tc>
+      </w:tr>
+      <w:tr>
+        <w:tc>
+          <w:tcPr>
+            <w:tcW w:type="dxa" w:w="4703"/>
+          </w:tcPr>
+          <w:p>
+            <w:r>
+              <w:rPr>
+                <w:sz w:val="17"/>
+              </w:rPr>
+              <w:t>通訳</w:t>
+            </w:r>
+          </w:p>
+        </w:tc>
+        <w:tc>
+          <w:tcPr>
+            <w:tcW w:type="dxa" w:w="4703"/>
+          </w:tcPr>
+          <w:p>
+            <w:r>
+              <w:rPr>
+                <w:sz w:val="17"/>
+              </w:rPr>
+              <w:t>□なし　□あり（**[通訳者氏名]**）</w:t>
             </w:r>
           </w:p>
         </w:tc>
       </w:tr>
     </w:tbl>
     <w:p/>
+    <w:p/>
     <w:p>
       <w:r>
-        <w:t>────────────────────────────────────────</w:t>
+        <w:rPr>
+          <w:sz w:val="16"/>
+        </w:rPr>
+        <w:t>──────────────────────────────────────────────────</w:t>
       </w:r>
     </w:p>
     <w:p/>
     <w:p>
-      <w:pPr/>
       <w:r>
         <w:rPr>
-          <w:i/>
-          <w:color w:val="555555"/>
-          <w:sz w:val="18"/>
+          <w:b/>
+          <w:sz w:val="24"/>
         </w:rPr>
-        <w:t>**運用ヒント：** 1件の支援につき本書1枚。四半期末に件数分まとめて参考様式第５－２号に添付する。記録番号は `[年度]-Q[四半期]-[連番3桁]` の形式で統一することを推奨。</w:t>
+        <w:t>▌支援種別・実施内容チェックリスト</w:t>
+      </w:r>
+    </w:p>
+    <w:p/>
+    <w:p>
+      <w:r>
+        <w:rPr>
+          <w:b/>
+          <w:sz w:val="22"/>
+        </w:rPr>
+        <w:t>実施した支援項目（複数選択可）</w:t>
+      </w:r>
+    </w:p>
+    <w:p/>
+    <w:p>
+      <w:r>
+        <w:rPr>
+          <w:sz w:val="16"/>
+        </w:rPr>
+        <w:t>──────────────────────────────────────────────────</w:t>
+      </w:r>
+    </w:p>
+    <w:p/>
+    <w:p>
+      <w:r>
+        <w:rPr>
+          <w:b/>
+          <w:sz w:val="21"/>
+        </w:rPr>
+        <w:t>□ ① 事前ガイダンス</w:t>
+      </w:r>
+    </w:p>
+    <w:p/>
+    <w:tbl>
+      <w:tblPr>
+        <w:tblStyle w:val="TableGrid"/>
+        <w:tblW w:type="auto" w:w="0"/>
+        <w:tblLook w:firstColumn="1" w:firstRow="1" w:lastColumn="0" w:lastRow="0" w:noHBand="0" w:noVBand="1" w:val="04A0"/>
+      </w:tblPr>
+      <w:tblGrid>
+        <w:gridCol w:w="4703"/>
+        <w:gridCol w:w="4703"/>
+      </w:tblGrid>
+      <w:tr>
+        <w:tc>
+          <w:tcPr>
+            <w:tcW w:type="dxa" w:w="4703"/>
+          </w:tcPr>
+          <w:p>
+            <w:r>
+              <w:rPr>
+                <w:b/>
+                <w:sz w:val="17"/>
+              </w:rPr>
+              <w:t>実施内容</w:t>
+            </w:r>
+          </w:p>
+        </w:tc>
+        <w:tc>
+          <w:tcPr>
+            <w:tcW w:type="dxa" w:w="4703"/>
+          </w:tcPr>
+          <w:p>
+            <w:r>
+              <w:rPr>
+                <w:b/>
+                <w:sz w:val="17"/>
+              </w:rPr>
+              <w:t>済</w:t>
+            </w:r>
+          </w:p>
+        </w:tc>
+      </w:tr>
+      <w:tr>
+        <w:tc>
+          <w:tcPr>
+            <w:tcW w:type="dxa" w:w="4703"/>
+          </w:tcPr>
+          <w:p>
+            <w:r>
+              <w:rPr>
+                <w:sz w:val="17"/>
+              </w:rPr>
+              <w:t>就労場所・担当業務の内容説明</w:t>
+            </w:r>
+          </w:p>
+        </w:tc>
+        <w:tc>
+          <w:tcPr>
+            <w:tcW w:type="dxa" w:w="4703"/>
+          </w:tcPr>
+          <w:p>
+            <w:r>
+              <w:rPr>
+                <w:sz w:val="17"/>
+              </w:rPr>
+              <w:t>□</w:t>
+            </w:r>
+          </w:p>
+        </w:tc>
+      </w:tr>
+      <w:tr>
+        <w:tc>
+          <w:tcPr>
+            <w:tcW w:type="dxa" w:w="4703"/>
+          </w:tcPr>
+          <w:p>
+            <w:r>
+              <w:rPr>
+                <w:sz w:val="17"/>
+              </w:rPr>
+              <w:t>賃金・労働時間・休日・残業の条件説明</w:t>
+            </w:r>
+          </w:p>
+        </w:tc>
+        <w:tc>
+          <w:tcPr>
+            <w:tcW w:type="dxa" w:w="4703"/>
+          </w:tcPr>
+          <w:p>
+            <w:r>
+              <w:rPr>
+                <w:sz w:val="17"/>
+              </w:rPr>
+              <w:t>□</w:t>
+            </w:r>
+          </w:p>
+        </w:tc>
+      </w:tr>
+      <w:tr>
+        <w:tc>
+          <w:tcPr>
+            <w:tcW w:type="dxa" w:w="4703"/>
+          </w:tcPr>
+          <w:p>
+            <w:r>
+              <w:rPr>
+                <w:sz w:val="17"/>
+              </w:rPr>
+              <w:t>給与明細の見方・社会保険・税金の仕組み説明</w:t>
+            </w:r>
+          </w:p>
+        </w:tc>
+        <w:tc>
+          <w:tcPr>
+            <w:tcW w:type="dxa" w:w="4703"/>
+          </w:tcPr>
+          <w:p>
+            <w:r>
+              <w:rPr>
+                <w:sz w:val="17"/>
+              </w:rPr>
+              <w:t>□</w:t>
+            </w:r>
+          </w:p>
+        </w:tc>
+      </w:tr>
+      <w:tr>
+        <w:tc>
+          <w:tcPr>
+            <w:tcW w:type="dxa" w:w="4703"/>
+          </w:tcPr>
+          <w:p>
+            <w:r>
+              <w:rPr>
+                <w:sz w:val="17"/>
+              </w:rPr>
+              <w:t>就業規則・社内ルールの説明</w:t>
+            </w:r>
+          </w:p>
+        </w:tc>
+        <w:tc>
+          <w:tcPr>
+            <w:tcW w:type="dxa" w:w="4703"/>
+          </w:tcPr>
+          <w:p>
+            <w:r>
+              <w:rPr>
+                <w:sz w:val="17"/>
+              </w:rPr>
+              <w:t>□</w:t>
+            </w:r>
+          </w:p>
+        </w:tc>
+      </w:tr>
+      <w:tr>
+        <w:tc>
+          <w:tcPr>
+            <w:tcW w:type="dxa" w:w="4703"/>
+          </w:tcPr>
+          <w:p>
+            <w:r>
+              <w:rPr>
+                <w:sz w:val="17"/>
+              </w:rPr>
+              <w:t>相談窓口（当機関・労基署・法テラス・入管）の案内</w:t>
+            </w:r>
+          </w:p>
+        </w:tc>
+        <w:tc>
+          <w:tcPr>
+            <w:tcW w:type="dxa" w:w="4703"/>
+          </w:tcPr>
+          <w:p>
+            <w:r>
+              <w:rPr>
+                <w:sz w:val="17"/>
+              </w:rPr>
+              <w:t>□</w:t>
+            </w:r>
+          </w:p>
+        </w:tc>
+      </w:tr>
+      <w:tr>
+        <w:tc>
+          <w:tcPr>
+            <w:tcW w:type="dxa" w:w="4703"/>
+          </w:tcPr>
+          <w:p>
+            <w:r>
+              <w:rPr>
+                <w:sz w:val="17"/>
+              </w:rPr>
+              <w:t>禁止事項（不法就労・他業種転籍・旅券譲渡等）の説明</w:t>
+            </w:r>
+          </w:p>
+        </w:tc>
+        <w:tc>
+          <w:tcPr>
+            <w:tcW w:type="dxa" w:w="4703"/>
+          </w:tcPr>
+          <w:p>
+            <w:r>
+              <w:rPr>
+                <w:sz w:val="17"/>
+              </w:rPr>
+              <w:t>□</w:t>
+            </w:r>
+          </w:p>
+        </w:tc>
+      </w:tr>
+      <w:tr>
+        <w:tc>
+          <w:tcPr>
+            <w:tcW w:type="dxa" w:w="4703"/>
+          </w:tcPr>
+          <w:p>
+            <w:r>
+              <w:rPr>
+                <w:sz w:val="17"/>
+              </w:rPr>
+              <w:t>転職・離職・帰国時の手続き説明</w:t>
+            </w:r>
+          </w:p>
+        </w:tc>
+        <w:tc>
+          <w:tcPr>
+            <w:tcW w:type="dxa" w:w="4703"/>
+          </w:tcPr>
+          <w:p>
+            <w:r>
+              <w:rPr>
+                <w:sz w:val="17"/>
+              </w:rPr>
+              <w:t>□</w:t>
+            </w:r>
+          </w:p>
+        </w:tc>
+      </w:tr>
+    </w:tbl>
+    <w:p/>
+    <w:p/>
+    <w:p>
+      <w:r>
+        <w:rPr>
+          <w:sz w:val="16"/>
+        </w:rPr>
+        <w:t>──────────────────────────────────────────────────</w:t>
+      </w:r>
+    </w:p>
+    <w:p/>
+    <w:p>
+      <w:r>
+        <w:rPr>
+          <w:b/>
+          <w:sz w:val="21"/>
+        </w:rPr>
+        <w:t>□ ② 出入国時の送迎</w:t>
+      </w:r>
+    </w:p>
+    <w:p/>
+    <w:tbl>
+      <w:tblPr>
+        <w:tblStyle w:val="TableGrid"/>
+        <w:tblW w:type="auto" w:w="0"/>
+        <w:tblLook w:firstColumn="1" w:firstRow="1" w:lastColumn="0" w:lastRow="0" w:noHBand="0" w:noVBand="1" w:val="04A0"/>
+      </w:tblPr>
+      <w:tblGrid>
+        <w:gridCol w:w="4703"/>
+        <w:gridCol w:w="4703"/>
+      </w:tblGrid>
+      <w:tr>
+        <w:tc>
+          <w:tcPr>
+            <w:tcW w:type="dxa" w:w="4703"/>
+          </w:tcPr>
+          <w:p>
+            <w:r>
+              <w:rPr>
+                <w:b/>
+                <w:sz w:val="17"/>
+              </w:rPr>
+              <w:t>実施内容</w:t>
+            </w:r>
+          </w:p>
+        </w:tc>
+        <w:tc>
+          <w:tcPr>
+            <w:tcW w:type="dxa" w:w="4703"/>
+          </w:tcPr>
+          <w:p>
+            <w:r>
+              <w:rPr>
+                <w:b/>
+                <w:sz w:val="17"/>
+              </w:rPr>
+              <w:t>済</w:t>
+            </w:r>
+          </w:p>
+        </w:tc>
+      </w:tr>
+      <w:tr>
+        <w:tc>
+          <w:tcPr>
+            <w:tcW w:type="dxa" w:w="4703"/>
+          </w:tcPr>
+          <w:p>
+            <w:r>
+              <w:rPr>
+                <w:sz w:val="17"/>
+              </w:rPr>
+              <w:t>入国時：空港での出迎え</w:t>
+            </w:r>
+          </w:p>
+        </w:tc>
+        <w:tc>
+          <w:tcPr>
+            <w:tcW w:type="dxa" w:w="4703"/>
+          </w:tcPr>
+          <w:p>
+            <w:r>
+              <w:rPr>
+                <w:sz w:val="17"/>
+              </w:rPr>
+              <w:t>□</w:t>
+            </w:r>
+          </w:p>
+        </w:tc>
+      </w:tr>
+      <w:tr>
+        <w:tc>
+          <w:tcPr>
+            <w:tcW w:type="dxa" w:w="4703"/>
+          </w:tcPr>
+          <w:p>
+            <w:r>
+              <w:rPr>
+                <w:sz w:val="17"/>
+              </w:rPr>
+              <w:t>入国時：住居または就労場所への同行案内</w:t>
+            </w:r>
+          </w:p>
+        </w:tc>
+        <w:tc>
+          <w:tcPr>
+            <w:tcW w:type="dxa" w:w="4703"/>
+          </w:tcPr>
+          <w:p>
+            <w:r>
+              <w:rPr>
+                <w:sz w:val="17"/>
+              </w:rPr>
+              <w:t>□</w:t>
+            </w:r>
+          </w:p>
+        </w:tc>
+      </w:tr>
+      <w:tr>
+        <w:tc>
+          <w:tcPr>
+            <w:tcW w:type="dxa" w:w="4703"/>
+          </w:tcPr>
+          <w:p>
+            <w:r>
+              <w:rPr>
+                <w:sz w:val="17"/>
+              </w:rPr>
+              <w:t>入国時：公共交通機関・経路の説明</w:t>
+            </w:r>
+          </w:p>
+        </w:tc>
+        <w:tc>
+          <w:tcPr>
+            <w:tcW w:type="dxa" w:w="4703"/>
+          </w:tcPr>
+          <w:p>
+            <w:r>
+              <w:rPr>
+                <w:sz w:val="17"/>
+              </w:rPr>
+              <w:t>□</w:t>
+            </w:r>
+          </w:p>
+        </w:tc>
+      </w:tr>
+      <w:tr>
+        <w:tc>
+          <w:tcPr>
+            <w:tcW w:type="dxa" w:w="4703"/>
+          </w:tcPr>
+          <w:p>
+            <w:r>
+              <w:rPr>
+                <w:sz w:val="17"/>
+              </w:rPr>
+              <w:t>帰国時：空港への送迎</w:t>
+            </w:r>
+          </w:p>
+        </w:tc>
+        <w:tc>
+          <w:tcPr>
+            <w:tcW w:type="dxa" w:w="4703"/>
+          </w:tcPr>
+          <w:p>
+            <w:r>
+              <w:rPr>
+                <w:sz w:val="17"/>
+              </w:rPr>
+              <w:t>□</w:t>
+            </w:r>
+          </w:p>
+        </w:tc>
+      </w:tr>
+      <w:tr>
+        <w:tc>
+          <w:tcPr>
+            <w:tcW w:type="dxa" w:w="4703"/>
+          </w:tcPr>
+          <w:p>
+            <w:r>
+              <w:rPr>
+                <w:sz w:val="17"/>
+              </w:rPr>
+              <w:t>代替措置（交通費補助・経路書面提供）</w:t>
+            </w:r>
+          </w:p>
+        </w:tc>
+        <w:tc>
+          <w:tcPr>
+            <w:tcW w:type="dxa" w:w="4703"/>
+          </w:tcPr>
+          <w:p>
+            <w:r>
+              <w:rPr>
+                <w:sz w:val="17"/>
+              </w:rPr>
+              <w:t>□</w:t>
+            </w:r>
+          </w:p>
+        </w:tc>
+      </w:tr>
+    </w:tbl>
+    <w:p/>
+    <w:p/>
+    <w:p>
+      <w:r>
+        <w:rPr>
+          <w:sz w:val="16"/>
+        </w:rPr>
+        <w:t>──────────────────────────────────────────────────</w:t>
+      </w:r>
+    </w:p>
+    <w:p/>
+    <w:p>
+      <w:r>
+        <w:rPr>
+          <w:b/>
+          <w:sz w:val="21"/>
+        </w:rPr>
+        <w:t>□ ③ 住居確保支援</w:t>
+      </w:r>
+    </w:p>
+    <w:p/>
+    <w:tbl>
+      <w:tblPr>
+        <w:tblStyle w:val="TableGrid"/>
+        <w:tblW w:type="auto" w:w="0"/>
+        <w:tblLook w:firstColumn="1" w:firstRow="1" w:lastColumn="0" w:lastRow="0" w:noHBand="0" w:noVBand="1" w:val="04A0"/>
+      </w:tblPr>
+      <w:tblGrid>
+        <w:gridCol w:w="4703"/>
+        <w:gridCol w:w="4703"/>
+      </w:tblGrid>
+      <w:tr>
+        <w:tc>
+          <w:tcPr>
+            <w:tcW w:type="dxa" w:w="4703"/>
+          </w:tcPr>
+          <w:p>
+            <w:r>
+              <w:rPr>
+                <w:b/>
+                <w:sz w:val="17"/>
+              </w:rPr>
+              <w:t>実施内容</w:t>
+            </w:r>
+          </w:p>
+        </w:tc>
+        <w:tc>
+          <w:tcPr>
+            <w:tcW w:type="dxa" w:w="4703"/>
+          </w:tcPr>
+          <w:p>
+            <w:r>
+              <w:rPr>
+                <w:b/>
+                <w:sz w:val="17"/>
+              </w:rPr>
+              <w:t>済</w:t>
+            </w:r>
+          </w:p>
+        </w:tc>
+      </w:tr>
+      <w:tr>
+        <w:tc>
+          <w:tcPr>
+            <w:tcW w:type="dxa" w:w="4703"/>
+          </w:tcPr>
+          <w:p>
+            <w:r>
+              <w:rPr>
+                <w:sz w:val="17"/>
+              </w:rPr>
+              <w:t>物件の紹介・不動産業者への同行</w:t>
+            </w:r>
+          </w:p>
+        </w:tc>
+        <w:tc>
+          <w:tcPr>
+            <w:tcW w:type="dxa" w:w="4703"/>
+          </w:tcPr>
+          <w:p>
+            <w:r>
+              <w:rPr>
+                <w:sz w:val="17"/>
+              </w:rPr>
+              <w:t>□</w:t>
+            </w:r>
+          </w:p>
+        </w:tc>
+      </w:tr>
+      <w:tr>
+        <w:tc>
+          <w:tcPr>
+            <w:tcW w:type="dxa" w:w="4703"/>
+          </w:tcPr>
+          <w:p>
+            <w:r>
+              <w:rPr>
+                <w:sz w:val="17"/>
+              </w:rPr>
+              <w:t>入居申込・契約手続きの補助</w:t>
+            </w:r>
+          </w:p>
+        </w:tc>
+        <w:tc>
+          <w:tcPr>
+            <w:tcW w:type="dxa" w:w="4703"/>
+          </w:tcPr>
+          <w:p>
+            <w:r>
+              <w:rPr>
+                <w:sz w:val="17"/>
+              </w:rPr>
+              <w:t>□</w:t>
+            </w:r>
+          </w:p>
+        </w:tc>
+      </w:tr>
+      <w:tr>
+        <w:tc>
+          <w:tcPr>
+            <w:tcW w:type="dxa" w:w="4703"/>
+          </w:tcPr>
+          <w:p>
+            <w:r>
+              <w:rPr>
+                <w:sz w:val="17"/>
+              </w:rPr>
+              <w:t>連帯保証人への就任</w:t>
+            </w:r>
+          </w:p>
+        </w:tc>
+        <w:tc>
+          <w:tcPr>
+            <w:tcW w:type="dxa" w:w="4703"/>
+          </w:tcPr>
+          <w:p>
+            <w:r>
+              <w:rPr>
+                <w:sz w:val="17"/>
+              </w:rPr>
+              <w:t>□</w:t>
+            </w:r>
+          </w:p>
+        </w:tc>
+      </w:tr>
+      <w:tr>
+        <w:tc>
+          <w:tcPr>
+            <w:tcW w:type="dxa" w:w="4703"/>
+          </w:tcPr>
+          <w:p>
+            <w:r>
+              <w:rPr>
+                <w:sz w:val="17"/>
+              </w:rPr>
+              <w:t>初期費用（敷金・礼金・仲介手数料等）の説明</w:t>
+            </w:r>
+          </w:p>
+        </w:tc>
+        <w:tc>
+          <w:tcPr>
+            <w:tcW w:type="dxa" w:w="4703"/>
+          </w:tcPr>
+          <w:p>
+            <w:r>
+              <w:rPr>
+                <w:sz w:val="17"/>
+              </w:rPr>
+              <w:t>□</w:t>
+            </w:r>
+          </w:p>
+        </w:tc>
+      </w:tr>
+      <w:tr>
+        <w:tc>
+          <w:tcPr>
+            <w:tcW w:type="dxa" w:w="4703"/>
+          </w:tcPr>
+          <w:p>
+            <w:r>
+              <w:rPr>
+                <w:sz w:val="17"/>
+              </w:rPr>
+              <w:t>社宅・寮への入居案内・手続き補助</w:t>
+            </w:r>
+          </w:p>
+        </w:tc>
+        <w:tc>
+          <w:tcPr>
+            <w:tcW w:type="dxa" w:w="4703"/>
+          </w:tcPr>
+          <w:p>
+            <w:r>
+              <w:rPr>
+                <w:sz w:val="17"/>
+              </w:rPr>
+              <w:t>□</w:t>
+            </w:r>
+          </w:p>
+        </w:tc>
+      </w:tr>
+      <w:tr>
+        <w:tc>
+          <w:tcPr>
+            <w:tcW w:type="dxa" w:w="4703"/>
+          </w:tcPr>
+          <w:p>
+            <w:r>
+              <w:rPr>
+                <w:sz w:val="17"/>
+              </w:rPr>
+              <w:t>生活用品（寝具・調理器具・家電等）の調達支援</w:t>
+            </w:r>
+          </w:p>
+        </w:tc>
+        <w:tc>
+          <w:tcPr>
+            <w:tcW w:type="dxa" w:w="4703"/>
+          </w:tcPr>
+          <w:p>
+            <w:r>
+              <w:rPr>
+                <w:sz w:val="17"/>
+              </w:rPr>
+              <w:t>□</w:t>
+            </w:r>
+          </w:p>
+        </w:tc>
+      </w:tr>
+    </w:tbl>
+    <w:p/>
+    <w:p/>
+    <w:p>
+      <w:r>
+        <w:rPr>
+          <w:sz w:val="16"/>
+        </w:rPr>
+        <w:t>──────────────────────────────────────────────────</w:t>
+      </w:r>
+    </w:p>
+    <w:p/>
+    <w:p>
+      <w:r>
+        <w:rPr>
+          <w:b/>
+          <w:sz w:val="21"/>
+        </w:rPr>
+        <w:t>□ ④ 生活オリエンテーション</w:t>
+      </w:r>
+    </w:p>
+    <w:p/>
+    <w:tbl>
+      <w:tblPr>
+        <w:tblStyle w:val="TableGrid"/>
+        <w:tblW w:type="auto" w:w="0"/>
+        <w:tblLook w:firstColumn="1" w:firstRow="1" w:lastColumn="0" w:lastRow="0" w:noHBand="0" w:noVBand="1" w:val="04A0"/>
+      </w:tblPr>
+      <w:tblGrid>
+        <w:gridCol w:w="4703"/>
+        <w:gridCol w:w="4703"/>
+      </w:tblGrid>
+      <w:tr>
+        <w:tc>
+          <w:tcPr>
+            <w:tcW w:type="dxa" w:w="4703"/>
+          </w:tcPr>
+          <w:p>
+            <w:r>
+              <w:rPr>
+                <w:b/>
+                <w:sz w:val="17"/>
+              </w:rPr>
+              <w:t>実施内容</w:t>
+            </w:r>
+          </w:p>
+        </w:tc>
+        <w:tc>
+          <w:tcPr>
+            <w:tcW w:type="dxa" w:w="4703"/>
+          </w:tcPr>
+          <w:p>
+            <w:r>
+              <w:rPr>
+                <w:b/>
+                <w:sz w:val="17"/>
+              </w:rPr>
+              <w:t>済</w:t>
+            </w:r>
+          </w:p>
+        </w:tc>
+      </w:tr>
+      <w:tr>
+        <w:tc>
+          <w:tcPr>
+            <w:tcW w:type="dxa" w:w="4703"/>
+          </w:tcPr>
+          <w:p>
+            <w:r>
+              <w:rPr>
+                <w:sz w:val="17"/>
+              </w:rPr>
+              <w:t>**銀行口座の開設方法の案内・窓口同行**</w:t>
+            </w:r>
+          </w:p>
+        </w:tc>
+        <w:tc>
+          <w:tcPr>
+            <w:tcW w:type="dxa" w:w="4703"/>
+          </w:tcPr>
+          <w:p>
+            <w:r>
+              <w:rPr>
+                <w:sz w:val="17"/>
+              </w:rPr>
+              <w:t>□</w:t>
+            </w:r>
+          </w:p>
+        </w:tc>
+      </w:tr>
+      <w:tr>
+        <w:tc>
+          <w:tcPr>
+            <w:tcW w:type="dxa" w:w="4703"/>
+          </w:tcPr>
+          <w:p>
+            <w:r>
+              <w:rPr>
+                <w:sz w:val="17"/>
+              </w:rPr>
+              <w:t>**市区町村役所：住民登録（転入届）の手続き同行**</w:t>
+            </w:r>
+          </w:p>
+        </w:tc>
+        <w:tc>
+          <w:tcPr>
+            <w:tcW w:type="dxa" w:w="4703"/>
+          </w:tcPr>
+          <w:p>
+            <w:r>
+              <w:rPr>
+                <w:sz w:val="17"/>
+              </w:rPr>
+              <w:t>□</w:t>
+            </w:r>
+          </w:p>
+        </w:tc>
+      </w:tr>
+      <w:tr>
+        <w:tc>
+          <w:tcPr>
+            <w:tcW w:type="dxa" w:w="4703"/>
+          </w:tcPr>
+          <w:p>
+            <w:r>
+              <w:rPr>
+                <w:sz w:val="17"/>
+              </w:rPr>
+              <w:t>**市区町村役所：マイナンバーカード申請の案内・同行**</w:t>
+            </w:r>
+          </w:p>
+        </w:tc>
+        <w:tc>
+          <w:tcPr>
+            <w:tcW w:type="dxa" w:w="4703"/>
+          </w:tcPr>
+          <w:p>
+            <w:r>
+              <w:rPr>
+                <w:sz w:val="17"/>
+              </w:rPr>
+              <w:t>□</w:t>
+            </w:r>
+          </w:p>
+        </w:tc>
+      </w:tr>
+      <w:tr>
+        <w:tc>
+          <w:tcPr>
+            <w:tcW w:type="dxa" w:w="4703"/>
+          </w:tcPr>
+          <w:p>
+            <w:r>
+              <w:rPr>
+                <w:sz w:val="17"/>
+              </w:rPr>
+              <w:t>**国民健康保険加入手続きの案内・同行**</w:t>
+            </w:r>
+          </w:p>
+        </w:tc>
+        <w:tc>
+          <w:tcPr>
+            <w:tcW w:type="dxa" w:w="4703"/>
+          </w:tcPr>
+          <w:p>
+            <w:r>
+              <w:rPr>
+                <w:sz w:val="17"/>
+              </w:rPr>
+              <w:t>□</w:t>
+            </w:r>
+          </w:p>
+        </w:tc>
+      </w:tr>
+      <w:tr>
+        <w:tc>
+          <w:tcPr>
+            <w:tcW w:type="dxa" w:w="4703"/>
+          </w:tcPr>
+          <w:p>
+            <w:r>
+              <w:rPr>
+                <w:sz w:val="17"/>
+              </w:rPr>
+              <w:t>**国民年金加入手続きの案内・同行**</w:t>
+            </w:r>
+          </w:p>
+        </w:tc>
+        <w:tc>
+          <w:tcPr>
+            <w:tcW w:type="dxa" w:w="4703"/>
+          </w:tcPr>
+          <w:p>
+            <w:r>
+              <w:rPr>
+                <w:sz w:val="17"/>
+              </w:rPr>
+              <w:t>□</w:t>
+            </w:r>
+          </w:p>
+        </w:tc>
+      </w:tr>
+      <w:tr>
+        <w:tc>
+          <w:tcPr>
+            <w:tcW w:type="dxa" w:w="4703"/>
+          </w:tcPr>
+          <w:p>
+            <w:r>
+              <w:rPr>
+                <w:sz w:val="17"/>
+              </w:rPr>
+              <w:t>**交通ルール（車・自転車・歩行者・電車バス）**</w:t>
+            </w:r>
+          </w:p>
+        </w:tc>
+        <w:tc>
+          <w:tcPr>
+            <w:tcW w:type="dxa" w:w="4703"/>
+          </w:tcPr>
+          <w:p>
+            <w:r>
+              <w:rPr>
+                <w:sz w:val="17"/>
+              </w:rPr>
+              <w:t>□</w:t>
+            </w:r>
+          </w:p>
+        </w:tc>
+      </w:tr>
+      <w:tr>
+        <w:tc>
+          <w:tcPr>
+            <w:tcW w:type="dxa" w:w="4703"/>
+          </w:tcPr>
+          <w:p>
+            <w:r>
+              <w:rPr>
+                <w:sz w:val="17"/>
+              </w:rPr>
+              <w:t>**ゴミ分別ルール・収集曜日・出し方（ゴミカレンダー配布）**</w:t>
+            </w:r>
+          </w:p>
+        </w:tc>
+        <w:tc>
+          <w:tcPr>
+            <w:tcW w:type="dxa" w:w="4703"/>
+          </w:tcPr>
+          <w:p>
+            <w:r>
+              <w:rPr>
+                <w:sz w:val="17"/>
+              </w:rPr>
+              <w:t>□</w:t>
+            </w:r>
+          </w:p>
+        </w:tc>
+      </w:tr>
+      <w:tr>
+        <w:tc>
+          <w:tcPr>
+            <w:tcW w:type="dxa" w:w="4703"/>
+          </w:tcPr>
+          <w:p>
+            <w:r>
+              <w:rPr>
+                <w:sz w:val="17"/>
+              </w:rPr>
+              <w:t>**防犯指導（詐欺電話・SNS・盗難・不審者対応）**</w:t>
+            </w:r>
+          </w:p>
+        </w:tc>
+        <w:tc>
+          <w:tcPr>
+            <w:tcW w:type="dxa" w:w="4703"/>
+          </w:tcPr>
+          <w:p>
+            <w:r>
+              <w:rPr>
+                <w:sz w:val="17"/>
+              </w:rPr>
+              <w:t>□</w:t>
+            </w:r>
+          </w:p>
+        </w:tc>
+      </w:tr>
+      <w:tr>
+        <w:tc>
+          <w:tcPr>
+            <w:tcW w:type="dxa" w:w="4703"/>
+          </w:tcPr>
+          <w:p>
+            <w:r>
+              <w:rPr>
+                <w:sz w:val="17"/>
+              </w:rPr>
+              <w:t>**防災指導（地震・台風・避難場所・避難袋・緊急速報）**</w:t>
+            </w:r>
+          </w:p>
+        </w:tc>
+        <w:tc>
+          <w:tcPr>
+            <w:tcW w:type="dxa" w:w="4703"/>
+          </w:tcPr>
+          <w:p>
+            <w:r>
+              <w:rPr>
+                <w:sz w:val="17"/>
+              </w:rPr>
+              <w:t>□</w:t>
+            </w:r>
+          </w:p>
+        </w:tc>
+      </w:tr>
+      <w:tr>
+        <w:tc>
+          <w:tcPr>
+            <w:tcW w:type="dxa" w:w="4703"/>
+          </w:tcPr>
+          <w:p>
+            <w:r>
+              <w:rPr>
+                <w:sz w:val="17"/>
+              </w:rPr>
+              <w:t>**緊急連絡先カード配布（110・119・#7119・当機関TEL）**</w:t>
+            </w:r>
+          </w:p>
+        </w:tc>
+        <w:tc>
+          <w:tcPr>
+            <w:tcW w:type="dxa" w:w="4703"/>
+          </w:tcPr>
+          <w:p>
+            <w:r>
+              <w:rPr>
+                <w:sz w:val="17"/>
+              </w:rPr>
+              <w:t>□</w:t>
+            </w:r>
+          </w:p>
+        </w:tc>
+      </w:tr>
+      <w:tr>
+        <w:tc>
+          <w:tcPr>
+            <w:tcW w:type="dxa" w:w="4703"/>
+          </w:tcPr>
+          <w:p>
+            <w:r>
+              <w:rPr>
+                <w:sz w:val="17"/>
+              </w:rPr>
+              <w:t>**近隣の病院・薬局・スーパー・コンビニの案内（地図配布）**</w:t>
+            </w:r>
+          </w:p>
+        </w:tc>
+        <w:tc>
+          <w:tcPr>
+            <w:tcW w:type="dxa" w:w="4703"/>
+          </w:tcPr>
+          <w:p>
+            <w:r>
+              <w:rPr>
+                <w:sz w:val="17"/>
+              </w:rPr>
+              <w:t>□</w:t>
+            </w:r>
+          </w:p>
+        </w:tc>
+      </w:tr>
+      <w:tr>
+        <w:tc>
+          <w:tcPr>
+            <w:tcW w:type="dxa" w:w="4703"/>
+          </w:tcPr>
+          <w:p>
+            <w:r>
+              <w:rPr>
+                <w:sz w:val="17"/>
+              </w:rPr>
+              <w:t>日本の生活マナー（騒音・喫煙・ゴミの不法投棄等）</w:t>
+            </w:r>
+          </w:p>
+        </w:tc>
+        <w:tc>
+          <w:tcPr>
+            <w:tcW w:type="dxa" w:w="4703"/>
+          </w:tcPr>
+          <w:p>
+            <w:r>
+              <w:rPr>
+                <w:sz w:val="17"/>
+              </w:rPr>
+              <w:t>□</w:t>
+            </w:r>
+          </w:p>
+        </w:tc>
+      </w:tr>
+      <w:tr>
+        <w:tc>
+          <w:tcPr>
+            <w:tcW w:type="dxa" w:w="4703"/>
+          </w:tcPr>
+          <w:p>
+            <w:r>
+              <w:rPr>
+                <w:sz w:val="17"/>
+              </w:rPr>
+              <w:t>インターネット・SNS利用の注意（詐欺・個人情報漏洩）</w:t>
+            </w:r>
+          </w:p>
+        </w:tc>
+        <w:tc>
+          <w:tcPr>
+            <w:tcW w:type="dxa" w:w="4703"/>
+          </w:tcPr>
+          <w:p>
+            <w:r>
+              <w:rPr>
+                <w:sz w:val="17"/>
+              </w:rPr>
+              <w:t>□</w:t>
+            </w:r>
+          </w:p>
+        </w:tc>
+      </w:tr>
+      <w:tr>
+        <w:tc>
+          <w:tcPr>
+            <w:tcW w:type="dxa" w:w="4703"/>
+          </w:tcPr>
+          <w:p>
+            <w:r>
+              <w:rPr>
+                <w:sz w:val="17"/>
+              </w:rPr>
+              <w:t>人身売買・不当労働被害時の相談先案内（よりそいホットライン等）</w:t>
+            </w:r>
+          </w:p>
+        </w:tc>
+        <w:tc>
+          <w:tcPr>
+            <w:tcW w:type="dxa" w:w="4703"/>
+          </w:tcPr>
+          <w:p>
+            <w:r>
+              <w:rPr>
+                <w:sz w:val="17"/>
+              </w:rPr>
+              <w:t>□</w:t>
+            </w:r>
+          </w:p>
+        </w:tc>
+      </w:tr>
+      <w:tr>
+        <w:tc>
+          <w:tcPr>
+            <w:tcW w:type="dxa" w:w="4703"/>
+          </w:tcPr>
+          <w:p>
+            <w:r>
+              <w:rPr>
+                <w:sz w:val="17"/>
+              </w:rPr>
+              <w:t>海外送金の方法・詐欺被害防止の注意点</w:t>
+            </w:r>
+          </w:p>
+        </w:tc>
+        <w:tc>
+          <w:tcPr>
+            <w:tcW w:type="dxa" w:w="4703"/>
+          </w:tcPr>
+          <w:p>
+            <w:r>
+              <w:rPr>
+                <w:sz w:val="17"/>
+              </w:rPr>
+              <w:t>□</w:t>
+            </w:r>
+          </w:p>
+        </w:tc>
+      </w:tr>
+    </w:tbl>
+    <w:p/>
+    <w:p/>
+    <w:p>
+      <w:r>
+        <w:rPr>
+          <w:sz w:val="16"/>
+        </w:rPr>
+        <w:t>──────────────────────────────────────────────────</w:t>
+      </w:r>
+    </w:p>
+    <w:p/>
+    <w:p>
+      <w:r>
+        <w:rPr>
+          <w:b/>
+          <w:sz w:val="21"/>
+        </w:rPr>
+        <w:t>□ ⑤ 公的手続同行</w:t>
+      </w:r>
+    </w:p>
+    <w:p/>
+    <w:tbl>
+      <w:tblPr>
+        <w:tblStyle w:val="TableGrid"/>
+        <w:tblW w:type="auto" w:w="0"/>
+        <w:tblLook w:firstColumn="1" w:firstRow="1" w:lastColumn="0" w:lastRow="0" w:noHBand="0" w:noVBand="1" w:val="04A0"/>
+      </w:tblPr>
+      <w:tblGrid>
+        <w:gridCol w:w="3135"/>
+        <w:gridCol w:w="3135"/>
+        <w:gridCol w:w="3135"/>
+      </w:tblGrid>
+      <w:tr>
+        <w:tc>
+          <w:tcPr>
+            <w:tcW w:type="dxa" w:w="3135"/>
+          </w:tcPr>
+          <w:p>
+            <w:r>
+              <w:rPr>
+                <w:b/>
+                <w:sz w:val="17"/>
+              </w:rPr>
+              <w:t>同行先</w:t>
+            </w:r>
+          </w:p>
+        </w:tc>
+        <w:tc>
+          <w:tcPr>
+            <w:tcW w:type="dxa" w:w="3135"/>
+          </w:tcPr>
+          <w:p>
+            <w:r>
+              <w:rPr>
+                <w:b/>
+                <w:sz w:val="17"/>
+              </w:rPr>
+              <w:t>手続き内容</w:t>
+            </w:r>
+          </w:p>
+        </w:tc>
+        <w:tc>
+          <w:tcPr>
+            <w:tcW w:type="dxa" w:w="3135"/>
+          </w:tcPr>
+          <w:p>
+            <w:r>
+              <w:rPr>
+                <w:b/>
+                <w:sz w:val="17"/>
+              </w:rPr>
+              <w:t>済</w:t>
+            </w:r>
+          </w:p>
+        </w:tc>
+      </w:tr>
+      <w:tr>
+        <w:tc>
+          <w:tcPr>
+            <w:tcW w:type="dxa" w:w="3135"/>
+          </w:tcPr>
+          <w:p>
+            <w:r>
+              <w:rPr>
+                <w:sz w:val="17"/>
+              </w:rPr>
+              <w:t>市区町村役所</w:t>
+            </w:r>
+          </w:p>
+        </w:tc>
+        <w:tc>
+          <w:tcPr>
+            <w:tcW w:type="dxa" w:w="3135"/>
+          </w:tcPr>
+          <w:p>
+            <w:r>
+              <w:rPr>
+                <w:sz w:val="17"/>
+              </w:rPr>
+              <w:t>住民登録・転出入届</w:t>
+            </w:r>
+          </w:p>
+        </w:tc>
+        <w:tc>
+          <w:tcPr>
+            <w:tcW w:type="dxa" w:w="3135"/>
+          </w:tcPr>
+          <w:p>
+            <w:r>
+              <w:rPr>
+                <w:sz w:val="17"/>
+              </w:rPr>
+              <w:t>□</w:t>
+            </w:r>
+          </w:p>
+        </w:tc>
+      </w:tr>
+      <w:tr>
+        <w:tc>
+          <w:tcPr>
+            <w:tcW w:type="dxa" w:w="3135"/>
+          </w:tcPr>
+          <w:p>
+            <w:r>
+              <w:rPr>
+                <w:sz w:val="17"/>
+              </w:rPr>
+              <w:t>市区町村役所</w:t>
+            </w:r>
+          </w:p>
+        </w:tc>
+        <w:tc>
+          <w:tcPr>
+            <w:tcW w:type="dxa" w:w="3135"/>
+          </w:tcPr>
+          <w:p>
+            <w:r>
+              <w:rPr>
+                <w:sz w:val="17"/>
+              </w:rPr>
+              <w:t>国民健康保険加入</w:t>
+            </w:r>
+          </w:p>
+        </w:tc>
+        <w:tc>
+          <w:tcPr>
+            <w:tcW w:type="dxa" w:w="3135"/>
+          </w:tcPr>
+          <w:p>
+            <w:r>
+              <w:rPr>
+                <w:sz w:val="17"/>
+              </w:rPr>
+              <w:t>□</w:t>
+            </w:r>
+          </w:p>
+        </w:tc>
+      </w:tr>
+      <w:tr>
+        <w:tc>
+          <w:tcPr>
+            <w:tcW w:type="dxa" w:w="3135"/>
+          </w:tcPr>
+          <w:p>
+            <w:r>
+              <w:rPr>
+                <w:sz w:val="17"/>
+              </w:rPr>
+              <w:t>市区町村役所</w:t>
+            </w:r>
+          </w:p>
+        </w:tc>
+        <w:tc>
+          <w:tcPr>
+            <w:tcW w:type="dxa" w:w="3135"/>
+          </w:tcPr>
+          <w:p>
+            <w:r>
+              <w:rPr>
+                <w:sz w:val="17"/>
+              </w:rPr>
+              <w:t>マイナンバー申請</w:t>
+            </w:r>
+          </w:p>
+        </w:tc>
+        <w:tc>
+          <w:tcPr>
+            <w:tcW w:type="dxa" w:w="3135"/>
+          </w:tcPr>
+          <w:p>
+            <w:r>
+              <w:rPr>
+                <w:sz w:val="17"/>
+              </w:rPr>
+              <w:t>□</w:t>
+            </w:r>
+          </w:p>
+        </w:tc>
+      </w:tr>
+      <w:tr>
+        <w:tc>
+          <w:tcPr>
+            <w:tcW w:type="dxa" w:w="3135"/>
+          </w:tcPr>
+          <w:p>
+            <w:r>
+              <w:rPr>
+                <w:sz w:val="17"/>
+              </w:rPr>
+              <w:t>年金事務所</w:t>
+            </w:r>
+          </w:p>
+        </w:tc>
+        <w:tc>
+          <w:tcPr>
+            <w:tcW w:type="dxa" w:w="3135"/>
+          </w:tcPr>
+          <w:p>
+            <w:r>
+              <w:rPr>
+                <w:sz w:val="17"/>
+              </w:rPr>
+              <w:t>国民年金加入・第三号被保険者手続き</w:t>
+            </w:r>
+          </w:p>
+        </w:tc>
+        <w:tc>
+          <w:tcPr>
+            <w:tcW w:type="dxa" w:w="3135"/>
+          </w:tcPr>
+          <w:p>
+            <w:r>
+              <w:rPr>
+                <w:sz w:val="17"/>
+              </w:rPr>
+              <w:t>□</w:t>
+            </w:r>
+          </w:p>
+        </w:tc>
+      </w:tr>
+      <w:tr>
+        <w:tc>
+          <w:tcPr>
+            <w:tcW w:type="dxa" w:w="3135"/>
+          </w:tcPr>
+          <w:p>
+            <w:r>
+              <w:rPr>
+                <w:sz w:val="17"/>
+              </w:rPr>
+              <w:t>ハローワーク</w:t>
+            </w:r>
+          </w:p>
+        </w:tc>
+        <w:tc>
+          <w:tcPr>
+            <w:tcW w:type="dxa" w:w="3135"/>
+          </w:tcPr>
+          <w:p>
+            <w:r>
+              <w:rPr>
+                <w:sz w:val="17"/>
+              </w:rPr>
+              <w:t>雇用保険加入・求職手続き</w:t>
+            </w:r>
+          </w:p>
+        </w:tc>
+        <w:tc>
+          <w:tcPr>
+            <w:tcW w:type="dxa" w:w="3135"/>
+          </w:tcPr>
+          <w:p>
+            <w:r>
+              <w:rPr>
+                <w:sz w:val="17"/>
+              </w:rPr>
+              <w:t>□</w:t>
+            </w:r>
+          </w:p>
+        </w:tc>
+      </w:tr>
+      <w:tr>
+        <w:tc>
+          <w:tcPr>
+            <w:tcW w:type="dxa" w:w="3135"/>
+          </w:tcPr>
+          <w:p>
+            <w:r>
+              <w:rPr>
+                <w:sz w:val="17"/>
+              </w:rPr>
+              <w:t>税務署</w:t>
+            </w:r>
+          </w:p>
+        </w:tc>
+        <w:tc>
+          <w:tcPr>
+            <w:tcW w:type="dxa" w:w="3135"/>
+          </w:tcPr>
+          <w:p>
+            <w:r>
+              <w:rPr>
+                <w:sz w:val="17"/>
+              </w:rPr>
+              <w:t>確定申告・住民税手続き</w:t>
+            </w:r>
+          </w:p>
+        </w:tc>
+        <w:tc>
+          <w:tcPr>
+            <w:tcW w:type="dxa" w:w="3135"/>
+          </w:tcPr>
+          <w:p>
+            <w:r>
+              <w:rPr>
+                <w:sz w:val="17"/>
+              </w:rPr>
+              <w:t>□</w:t>
+            </w:r>
+          </w:p>
+        </w:tc>
+      </w:tr>
+      <w:tr>
+        <w:tc>
+          <w:tcPr>
+            <w:tcW w:type="dxa" w:w="3135"/>
+          </w:tcPr>
+          <w:p>
+            <w:r>
+              <w:rPr>
+                <w:sz w:val="17"/>
+              </w:rPr>
+              <w:t>出入国在留管理局</w:t>
+            </w:r>
+          </w:p>
+        </w:tc>
+        <w:tc>
+          <w:tcPr>
+            <w:tcW w:type="dxa" w:w="3135"/>
+          </w:tcPr>
+          <w:p>
+            <w:r>
+              <w:rPr>
+                <w:sz w:val="17"/>
+              </w:rPr>
+              <w:t>在留期間更新・資格変更</w:t>
+            </w:r>
+          </w:p>
+        </w:tc>
+        <w:tc>
+          <w:tcPr>
+            <w:tcW w:type="dxa" w:w="3135"/>
+          </w:tcPr>
+          <w:p>
+            <w:r>
+              <w:rPr>
+                <w:sz w:val="17"/>
+              </w:rPr>
+              <w:t>□</w:t>
+            </w:r>
+          </w:p>
+        </w:tc>
+      </w:tr>
+      <w:tr>
+        <w:tc>
+          <w:tcPr>
+            <w:tcW w:type="dxa" w:w="3135"/>
+          </w:tcPr>
+          <w:p>
+            <w:r>
+              <w:rPr>
+                <w:sz w:val="17"/>
+              </w:rPr>
+              <w:t>その他</w:t>
+            </w:r>
+          </w:p>
+        </w:tc>
+        <w:tc>
+          <w:tcPr>
+            <w:tcW w:type="dxa" w:w="3135"/>
+          </w:tcPr>
+          <w:p>
+            <w:r>
+              <w:rPr>
+                <w:sz w:val="17"/>
+              </w:rPr>
+              <w:t>**[その他手続き内容]**</w:t>
+            </w:r>
+          </w:p>
+        </w:tc>
+        <w:tc>
+          <w:tcPr>
+            <w:tcW w:type="dxa" w:w="3135"/>
+          </w:tcPr>
+          <w:p>
+            <w:r>
+              <w:rPr>
+                <w:sz w:val="17"/>
+              </w:rPr>
+              <w:t>□</w:t>
+            </w:r>
+          </w:p>
+        </w:tc>
+      </w:tr>
+    </w:tbl>
+    <w:p/>
+    <w:p/>
+    <w:p>
+      <w:r>
+        <w:rPr>
+          <w:sz w:val="16"/>
+        </w:rPr>
+        <w:t>──────────────────────────────────────────────────</w:t>
+      </w:r>
+    </w:p>
+    <w:p/>
+    <w:p>
+      <w:r>
+        <w:rPr>
+          <w:b/>
+          <w:sz w:val="21"/>
+        </w:rPr>
+        <w:t>□ ⑥ 日本語学習支援</w:t>
+      </w:r>
+    </w:p>
+    <w:p/>
+    <w:tbl>
+      <w:tblPr>
+        <w:tblStyle w:val="TableGrid"/>
+        <w:tblW w:type="auto" w:w="0"/>
+        <w:tblLook w:firstColumn="1" w:firstRow="1" w:lastColumn="0" w:lastRow="0" w:noHBand="0" w:noVBand="1" w:val="04A0"/>
+      </w:tblPr>
+      <w:tblGrid>
+        <w:gridCol w:w="4703"/>
+        <w:gridCol w:w="4703"/>
+      </w:tblGrid>
+      <w:tr>
+        <w:tc>
+          <w:tcPr>
+            <w:tcW w:type="dxa" w:w="4703"/>
+          </w:tcPr>
+          <w:p>
+            <w:r>
+              <w:rPr>
+                <w:b/>
+                <w:sz w:val="17"/>
+              </w:rPr>
+              <w:t>実施内容</w:t>
+            </w:r>
+          </w:p>
+        </w:tc>
+        <w:tc>
+          <w:tcPr>
+            <w:tcW w:type="dxa" w:w="4703"/>
+          </w:tcPr>
+          <w:p>
+            <w:r>
+              <w:rPr>
+                <w:b/>
+                <w:sz w:val="17"/>
+              </w:rPr>
+              <w:t>済</w:t>
+            </w:r>
+          </w:p>
+        </w:tc>
+      </w:tr>
+      <w:tr>
+        <w:tc>
+          <w:tcPr>
+            <w:tcW w:type="dxa" w:w="4703"/>
+          </w:tcPr>
+          <w:p>
+            <w:r>
+              <w:rPr>
+                <w:sz w:val="17"/>
+              </w:rPr>
+              <w:t>地域の日本語教室・学校の紹介・申込同行</w:t>
+            </w:r>
+          </w:p>
+        </w:tc>
+        <w:tc>
+          <w:tcPr>
+            <w:tcW w:type="dxa" w:w="4703"/>
+          </w:tcPr>
+          <w:p>
+            <w:r>
+              <w:rPr>
+                <w:sz w:val="17"/>
+              </w:rPr>
+              <w:t>□</w:t>
+            </w:r>
+          </w:p>
+        </w:tc>
+      </w:tr>
+      <w:tr>
+        <w:tc>
+          <w:tcPr>
+            <w:tcW w:type="dxa" w:w="4703"/>
+          </w:tcPr>
+          <w:p>
+            <w:r>
+              <w:rPr>
+                <w:sz w:val="17"/>
+              </w:rPr>
+              <w:t>オンライン日本語学習サービスの案内（NHKゴガク・ひらがなタイムズ等）</w:t>
+            </w:r>
+          </w:p>
+        </w:tc>
+        <w:tc>
+          <w:tcPr>
+            <w:tcW w:type="dxa" w:w="4703"/>
+          </w:tcPr>
+          <w:p>
+            <w:r>
+              <w:rPr>
+                <w:sz w:val="17"/>
+              </w:rPr>
+              <w:t>□</w:t>
+            </w:r>
+          </w:p>
+        </w:tc>
+      </w:tr>
+      <w:tr>
+        <w:tc>
+          <w:tcPr>
+            <w:tcW w:type="dxa" w:w="4703"/>
+          </w:tcPr>
+          <w:p>
+            <w:r>
+              <w:rPr>
+                <w:sz w:val="17"/>
+              </w:rPr>
+              <w:t>日本語学習教材（書籍・アプリ）の提供</w:t>
+            </w:r>
+          </w:p>
+        </w:tc>
+        <w:tc>
+          <w:tcPr>
+            <w:tcW w:type="dxa" w:w="4703"/>
+          </w:tcPr>
+          <w:p>
+            <w:r>
+              <w:rPr>
+                <w:sz w:val="17"/>
+              </w:rPr>
+              <w:t>□</w:t>
+            </w:r>
+          </w:p>
+        </w:tc>
+      </w:tr>
+      <w:tr>
+        <w:tc>
+          <w:tcPr>
+            <w:tcW w:type="dxa" w:w="4703"/>
+          </w:tcPr>
+          <w:p>
+            <w:r>
+              <w:rPr>
+                <w:sz w:val="17"/>
+              </w:rPr>
+              <w:t>日本語学習費用の補助（補助額：**[補助金額]** 円）</w:t>
+            </w:r>
+          </w:p>
+        </w:tc>
+        <w:tc>
+          <w:tcPr>
+            <w:tcW w:type="dxa" w:w="4703"/>
+          </w:tcPr>
+          <w:p>
+            <w:r>
+              <w:rPr>
+                <w:sz w:val="17"/>
+              </w:rPr>
+              <w:t>□</w:t>
+            </w:r>
+          </w:p>
+        </w:tc>
+      </w:tr>
+      <w:tr>
+        <w:tc>
+          <w:tcPr>
+            <w:tcW w:type="dxa" w:w="4703"/>
+          </w:tcPr>
+          <w:p>
+            <w:r>
+              <w:rPr>
+                <w:sz w:val="17"/>
+              </w:rPr>
+              <w:t>社内日本語研修・勉強会への案内</w:t>
+            </w:r>
+          </w:p>
+        </w:tc>
+        <w:tc>
+          <w:tcPr>
+            <w:tcW w:type="dxa" w:w="4703"/>
+          </w:tcPr>
+          <w:p>
+            <w:r>
+              <w:rPr>
+                <w:sz w:val="17"/>
+              </w:rPr>
+              <w:t>□</w:t>
+            </w:r>
+          </w:p>
+        </w:tc>
+      </w:tr>
+    </w:tbl>
+    <w:p/>
+    <w:p/>
+    <w:p>
+      <w:r>
+        <w:rPr>
+          <w:sz w:val="16"/>
+        </w:rPr>
+        <w:t>──────────────────────────────────────────────────</w:t>
+      </w:r>
+    </w:p>
+    <w:p/>
+    <w:p>
+      <w:r>
+        <w:rPr>
+          <w:b/>
+          <w:sz w:val="21"/>
+        </w:rPr>
+        <w:t>□ ⑦ 相談・苦情対応</w:t>
+      </w:r>
+    </w:p>
+    <w:p/>
+    <w:tbl>
+      <w:tblPr>
+        <w:tblStyle w:val="TableGrid"/>
+        <w:tblW w:type="auto" w:w="0"/>
+        <w:tblLook w:firstColumn="1" w:firstRow="1" w:lastColumn="0" w:lastRow="0" w:noHBand="0" w:noVBand="1" w:val="04A0"/>
+      </w:tblPr>
+      <w:tblGrid>
+        <w:gridCol w:w="4703"/>
+        <w:gridCol w:w="4703"/>
+      </w:tblGrid>
+      <w:tr>
+        <w:tc>
+          <w:tcPr>
+            <w:tcW w:type="dxa" w:w="4703"/>
+          </w:tcPr>
+          <w:p>
+            <w:r>
+              <w:rPr>
+                <w:b/>
+                <w:sz w:val="17"/>
+              </w:rPr>
+              <w:t>項目</w:t>
+            </w:r>
+          </w:p>
+        </w:tc>
+        <w:tc>
+          <w:tcPr>
+            <w:tcW w:type="dxa" w:w="4703"/>
+          </w:tcPr>
+          <w:p>
+            <w:r>
+              <w:rPr>
+                <w:b/>
+                <w:sz w:val="17"/>
+              </w:rPr>
+              <w:t>内容</w:t>
+            </w:r>
+          </w:p>
+        </w:tc>
+      </w:tr>
+      <w:tr>
+        <w:tc>
+          <w:tcPr>
+            <w:tcW w:type="dxa" w:w="4703"/>
+          </w:tcPr>
+          <w:p>
+            <w:r>
+              <w:rPr>
+                <w:sz w:val="17"/>
+              </w:rPr>
+              <w:t>相談区分</w:t>
+            </w:r>
+          </w:p>
+        </w:tc>
+        <w:tc>
+          <w:tcPr>
+            <w:tcW w:type="dxa" w:w="4703"/>
+          </w:tcPr>
+          <w:p>
+            <w:r>
+              <w:rPr>
+                <w:sz w:val="17"/>
+              </w:rPr>
+              <w:t>□労働条件　□賃金　□人間関係　□ハラスメント　□住居　□医療　□その他</w:t>
+            </w:r>
+          </w:p>
+        </w:tc>
+      </w:tr>
+      <w:tr>
+        <w:tc>
+          <w:tcPr>
+            <w:tcW w:type="dxa" w:w="4703"/>
+          </w:tcPr>
+          <w:p>
+            <w:r>
+              <w:rPr>
+                <w:sz w:val="17"/>
+              </w:rPr>
+              <w:t>相談の概要</w:t>
+            </w:r>
+          </w:p>
+        </w:tc>
+        <w:tc>
+          <w:tcPr>
+            <w:tcW w:type="dxa" w:w="4703"/>
+          </w:tcPr>
+          <w:p>
+            <w:r>
+              <w:rPr>
+                <w:sz w:val="17"/>
+              </w:rPr>
+              <w:t>**[相談概要]**</w:t>
+            </w:r>
+          </w:p>
+        </w:tc>
+      </w:tr>
+      <w:tr>
+        <w:tc>
+          <w:tcPr>
+            <w:tcW w:type="dxa" w:w="4703"/>
+          </w:tcPr>
+          <w:p>
+            <w:r>
+              <w:rPr>
+                <w:sz w:val="17"/>
+              </w:rPr>
+              <w:t>対応内容</w:t>
+            </w:r>
+          </w:p>
+        </w:tc>
+        <w:tc>
+          <w:tcPr>
+            <w:tcW w:type="dxa" w:w="4703"/>
+          </w:tcPr>
+          <w:p>
+            <w:r>
+              <w:rPr>
+                <w:sz w:val="17"/>
+              </w:rPr>
+              <w:t>**[対応内容]**</w:t>
+            </w:r>
+          </w:p>
+        </w:tc>
+      </w:tr>
+      <w:tr>
+        <w:tc>
+          <w:tcPr>
+            <w:tcW w:type="dxa" w:w="4703"/>
+          </w:tcPr>
+          <w:p>
+            <w:r>
+              <w:rPr>
+                <w:sz w:val="17"/>
+              </w:rPr>
+              <w:t>専門機関への照会</w:t>
+            </w:r>
+          </w:p>
+        </w:tc>
+        <w:tc>
+          <w:tcPr>
+            <w:tcW w:type="dxa" w:w="4703"/>
+          </w:tcPr>
+          <w:p>
+            <w:r>
+              <w:rPr>
+                <w:sz w:val="17"/>
+              </w:rPr>
+              <w:t>□なし　□あり（**[照会先機関名]**）</w:t>
+            </w:r>
+          </w:p>
+        </w:tc>
+      </w:tr>
+      <w:tr>
+        <w:tc>
+          <w:tcPr>
+            <w:tcW w:type="dxa" w:w="4703"/>
+          </w:tcPr>
+          <w:p>
+            <w:r>
+              <w:rPr>
+                <w:sz w:val="17"/>
+              </w:rPr>
+              <w:t>解決状況</w:t>
+            </w:r>
+          </w:p>
+        </w:tc>
+        <w:tc>
+          <w:tcPr>
+            <w:tcW w:type="dxa" w:w="4703"/>
+          </w:tcPr>
+          <w:p>
+            <w:r>
+              <w:rPr>
+                <w:sz w:val="17"/>
+              </w:rPr>
+              <w:t>□解決済　□対応中　□継続観察</w:t>
+            </w:r>
+          </w:p>
+        </w:tc>
+      </w:tr>
+    </w:tbl>
+    <w:p/>
+    <w:p/>
+    <w:p>
+      <w:r>
+        <w:rPr>
+          <w:sz w:val="16"/>
+        </w:rPr>
+        <w:t>──────────────────────────────────────────────────</w:t>
+      </w:r>
+    </w:p>
+    <w:p/>
+    <w:p>
+      <w:r>
+        <w:rPr>
+          <w:b/>
+          <w:sz w:val="21"/>
+        </w:rPr>
+        <w:t>□ ⑧ 日本人との交流促進</w:t>
+      </w:r>
+    </w:p>
+    <w:p/>
+    <w:tbl>
+      <w:tblPr>
+        <w:tblStyle w:val="TableGrid"/>
+        <w:tblW w:type="auto" w:w="0"/>
+        <w:tblLook w:firstColumn="1" w:firstRow="1" w:lastColumn="0" w:lastRow="0" w:noHBand="0" w:noVBand="1" w:val="04A0"/>
+      </w:tblPr>
+      <w:tblGrid>
+        <w:gridCol w:w="4703"/>
+        <w:gridCol w:w="4703"/>
+      </w:tblGrid>
+      <w:tr>
+        <w:tc>
+          <w:tcPr>
+            <w:tcW w:type="dxa" w:w="4703"/>
+          </w:tcPr>
+          <w:p>
+            <w:r>
+              <w:rPr>
+                <w:b/>
+                <w:sz w:val="17"/>
+              </w:rPr>
+              <w:t>実施内容</w:t>
+            </w:r>
+          </w:p>
+        </w:tc>
+        <w:tc>
+          <w:tcPr>
+            <w:tcW w:type="dxa" w:w="4703"/>
+          </w:tcPr>
+          <w:p>
+            <w:r>
+              <w:rPr>
+                <w:b/>
+                <w:sz w:val="17"/>
+              </w:rPr>
+              <w:t>済</w:t>
+            </w:r>
+          </w:p>
+        </w:tc>
+      </w:tr>
+      <w:tr>
+        <w:tc>
+          <w:tcPr>
+            <w:tcW w:type="dxa" w:w="4703"/>
+          </w:tcPr>
+          <w:p>
+            <w:r>
+              <w:rPr>
+                <w:sz w:val="17"/>
+              </w:rPr>
+              <w:t>地域自治会・町内会への加入支援</w:t>
+            </w:r>
+          </w:p>
+        </w:tc>
+        <w:tc>
+          <w:tcPr>
+            <w:tcW w:type="dxa" w:w="4703"/>
+          </w:tcPr>
+          <w:p>
+            <w:r>
+              <w:rPr>
+                <w:sz w:val="17"/>
+              </w:rPr>
+              <w:t>□</w:t>
+            </w:r>
+          </w:p>
+        </w:tc>
+      </w:tr>
+      <w:tr>
+        <w:tc>
+          <w:tcPr>
+            <w:tcW w:type="dxa" w:w="4703"/>
+          </w:tcPr>
+          <w:p>
+            <w:r>
+              <w:rPr>
+                <w:sz w:val="17"/>
+              </w:rPr>
+              <w:t>地域行事（夏祭り・防災訓練・餅つき等）への参加案内</w:t>
+            </w:r>
+          </w:p>
+        </w:tc>
+        <w:tc>
+          <w:tcPr>
+            <w:tcW w:type="dxa" w:w="4703"/>
+          </w:tcPr>
+          <w:p>
+            <w:r>
+              <w:rPr>
+                <w:sz w:val="17"/>
+              </w:rPr>
+              <w:t>□</w:t>
+            </w:r>
+          </w:p>
+        </w:tc>
+      </w:tr>
+      <w:tr>
+        <w:tc>
+          <w:tcPr>
+            <w:tcW w:type="dxa" w:w="4703"/>
+          </w:tcPr>
+          <w:p>
+            <w:r>
+              <w:rPr>
+                <w:sz w:val="17"/>
+              </w:rPr>
+              <w:t>日本人との交流イベントの企画・開催</w:t>
+            </w:r>
+          </w:p>
+        </w:tc>
+        <w:tc>
+          <w:tcPr>
+            <w:tcW w:type="dxa" w:w="4703"/>
+          </w:tcPr>
+          <w:p>
+            <w:r>
+              <w:rPr>
+                <w:sz w:val="17"/>
+              </w:rPr>
+              <w:t>□</w:t>
+            </w:r>
+          </w:p>
+        </w:tc>
+      </w:tr>
+      <w:tr>
+        <w:tc>
+          <w:tcPr>
+            <w:tcW w:type="dxa" w:w="4703"/>
+          </w:tcPr>
+          <w:p>
+            <w:r>
+              <w:rPr>
+                <w:sz w:val="17"/>
+              </w:rPr>
+              <w:t>ボランティア・NPO活動の紹介</w:t>
+            </w:r>
+          </w:p>
+        </w:tc>
+        <w:tc>
+          <w:tcPr>
+            <w:tcW w:type="dxa" w:w="4703"/>
+          </w:tcPr>
+          <w:p>
+            <w:r>
+              <w:rPr>
+                <w:sz w:val="17"/>
+              </w:rPr>
+              <w:t>□</w:t>
+            </w:r>
+          </w:p>
+        </w:tc>
+      </w:tr>
+    </w:tbl>
+    <w:p/>
+    <w:p/>
+    <w:p>
+      <w:r>
+        <w:rPr>
+          <w:sz w:val="16"/>
+        </w:rPr>
+        <w:t>──────────────────────────────────────────────────</w:t>
+      </w:r>
+    </w:p>
+    <w:p/>
+    <w:p>
+      <w:r>
+        <w:rPr>
+          <w:b/>
+          <w:sz w:val="21"/>
+        </w:rPr>
+        <w:t>□ ⑨ 非自発的離職・転職支援</w:t>
+      </w:r>
+    </w:p>
+    <w:p/>
+    <w:tbl>
+      <w:tblPr>
+        <w:tblStyle w:val="TableGrid"/>
+        <w:tblW w:type="auto" w:w="0"/>
+        <w:tblLook w:firstColumn="1" w:firstRow="1" w:lastColumn="0" w:lastRow="0" w:noHBand="0" w:noVBand="1" w:val="04A0"/>
+      </w:tblPr>
+      <w:tblGrid>
+        <w:gridCol w:w="4703"/>
+        <w:gridCol w:w="4703"/>
+      </w:tblGrid>
+      <w:tr>
+        <w:tc>
+          <w:tcPr>
+            <w:tcW w:type="dxa" w:w="4703"/>
+          </w:tcPr>
+          <w:p>
+            <w:r>
+              <w:rPr>
+                <w:b/>
+                <w:sz w:val="17"/>
+              </w:rPr>
+              <w:t>項目</w:t>
+            </w:r>
+          </w:p>
+        </w:tc>
+        <w:tc>
+          <w:tcPr>
+            <w:tcW w:type="dxa" w:w="4703"/>
+          </w:tcPr>
+          <w:p>
+            <w:r>
+              <w:rPr>
+                <w:b/>
+                <w:sz w:val="17"/>
+              </w:rPr>
+              <w:t>内容</w:t>
+            </w:r>
+          </w:p>
+        </w:tc>
+      </w:tr>
+      <w:tr>
+        <w:tc>
+          <w:tcPr>
+            <w:tcW w:type="dxa" w:w="4703"/>
+          </w:tcPr>
+          <w:p>
+            <w:r>
+              <w:rPr>
+                <w:sz w:val="17"/>
+              </w:rPr>
+              <w:t>離職理由</w:t>
+            </w:r>
+          </w:p>
+        </w:tc>
+        <w:tc>
+          <w:tcPr>
+            <w:tcW w:type="dxa" w:w="4703"/>
+          </w:tcPr>
+          <w:p>
+            <w:r>
+              <w:rPr>
+                <w:sz w:val="17"/>
+              </w:rPr>
+              <w:t>□受入機関都合　□事業縮小　□その他（**[理由]**）</w:t>
+            </w:r>
+          </w:p>
+        </w:tc>
+      </w:tr>
+      <w:tr>
+        <w:tc>
+          <w:tcPr>
+            <w:tcW w:type="dxa" w:w="4703"/>
+          </w:tcPr>
+          <w:p>
+            <w:r>
+              <w:rPr>
+                <w:sz w:val="17"/>
+              </w:rPr>
+              <w:t>求人情報（ハローワーク・求人サイト）の提供</w:t>
+            </w:r>
+          </w:p>
+        </w:tc>
+        <w:tc>
+          <w:tcPr>
+            <w:tcW w:type="dxa" w:w="4703"/>
+          </w:tcPr>
+          <w:p>
+            <w:r>
+              <w:rPr>
+                <w:sz w:val="17"/>
+              </w:rPr>
+              <w:t>□実施　□未実施</w:t>
+            </w:r>
+          </w:p>
+        </w:tc>
+      </w:tr>
+      <w:tr>
+        <w:tc>
+          <w:tcPr>
+            <w:tcW w:type="dxa" w:w="4703"/>
+          </w:tcPr>
+          <w:p>
+            <w:r>
+              <w:rPr>
+                <w:sz w:val="17"/>
+              </w:rPr>
+              <w:t>履歴書・職務経歴書の作成支援</w:t>
+            </w:r>
+          </w:p>
+        </w:tc>
+        <w:tc>
+          <w:tcPr>
+            <w:tcW w:type="dxa" w:w="4703"/>
+          </w:tcPr>
+          <w:p>
+            <w:r>
+              <w:rPr>
+                <w:sz w:val="17"/>
+              </w:rPr>
+              <w:t>□実施　□未実施</w:t>
+            </w:r>
+          </w:p>
+        </w:tc>
+      </w:tr>
+      <w:tr>
+        <w:tc>
+          <w:tcPr>
+            <w:tcW w:type="dxa" w:w="4703"/>
+          </w:tcPr>
+          <w:p>
+            <w:r>
+              <w:rPr>
+                <w:sz w:val="17"/>
+              </w:rPr>
+              <w:t>ハローワーク・職業紹介機関への同行</w:t>
+            </w:r>
+          </w:p>
+        </w:tc>
+        <w:tc>
+          <w:tcPr>
+            <w:tcW w:type="dxa" w:w="4703"/>
+          </w:tcPr>
+          <w:p>
+            <w:r>
+              <w:rPr>
+                <w:sz w:val="17"/>
+              </w:rPr>
+              <w:t>□実施　□未実施</w:t>
+            </w:r>
+          </w:p>
+        </w:tc>
+      </w:tr>
+      <w:tr>
+        <w:tc>
+          <w:tcPr>
+            <w:tcW w:type="dxa" w:w="4703"/>
+          </w:tcPr>
+          <w:p>
+            <w:r>
+              <w:rPr>
+                <w:sz w:val="17"/>
+              </w:rPr>
+              <w:t>在留資格変更・更新手続きの支援</w:t>
+            </w:r>
+          </w:p>
+        </w:tc>
+        <w:tc>
+          <w:tcPr>
+            <w:tcW w:type="dxa" w:w="4703"/>
+          </w:tcPr>
+          <w:p>
+            <w:r>
+              <w:rPr>
+                <w:sz w:val="17"/>
+              </w:rPr>
+              <w:t>□実施　□未実施</w:t>
+            </w:r>
+          </w:p>
+        </w:tc>
+      </w:tr>
+      <w:tr>
+        <w:tc>
+          <w:tcPr>
+            <w:tcW w:type="dxa" w:w="4703"/>
+          </w:tcPr>
+          <w:p>
+            <w:r>
+              <w:rPr>
+                <w:sz w:val="17"/>
+              </w:rPr>
+              <w:t>転職先決定状況</w:t>
+            </w:r>
+          </w:p>
+        </w:tc>
+        <w:tc>
+          <w:tcPr>
+            <w:tcW w:type="dxa" w:w="4703"/>
+          </w:tcPr>
+          <w:p>
+            <w:r>
+              <w:rPr>
+                <w:sz w:val="17"/>
+              </w:rPr>
+              <w:t>□決定（**[転職先名]**）　□未定</w:t>
+            </w:r>
+          </w:p>
+        </w:tc>
+      </w:tr>
+    </w:tbl>
+    <w:p/>
+    <w:p/>
+    <w:p>
+      <w:r>
+        <w:rPr>
+          <w:sz w:val="16"/>
+        </w:rPr>
+        <w:t>──────────────────────────────────────────────────</w:t>
+      </w:r>
+    </w:p>
+    <w:p/>
+    <w:p>
+      <w:r>
+        <w:rPr>
+          <w:b/>
+          <w:sz w:val="21"/>
+        </w:rPr>
+        <w:t>□ ⑩ 定期面談（→ 様式第４－３・４号を別途作成）</w:t>
+      </w:r>
+    </w:p>
+    <w:p/>
+    <w:p>
+      <w:r>
+        <w:rPr>
+          <w:sz w:val="16"/>
+        </w:rPr>
+        <w:t>──────────────────────────────────────────────────</w:t>
+      </w:r>
+    </w:p>
+    <w:p/>
+    <w:p>
+      <w:r>
+        <w:rPr>
+          <w:b/>
+          <w:sz w:val="24"/>
+        </w:rPr>
+        <w:t>▌実施結果・フォローアップ</w:t>
+      </w:r>
+    </w:p>
+    <w:p/>
+    <w:tbl>
+      <w:tblPr>
+        <w:tblStyle w:val="TableGrid"/>
+        <w:tblW w:type="auto" w:w="0"/>
+        <w:tblLook w:firstColumn="1" w:firstRow="1" w:lastColumn="0" w:lastRow="0" w:noHBand="0" w:noVBand="1" w:val="04A0"/>
+      </w:tblPr>
+      <w:tblGrid>
+        <w:gridCol w:w="4703"/>
+        <w:gridCol w:w="4703"/>
+      </w:tblGrid>
+      <w:tr>
+        <w:tc>
+          <w:tcPr>
+            <w:tcW w:type="dxa" w:w="4703"/>
+          </w:tcPr>
+          <w:p>
+            <w:r>
+              <w:rPr>
+                <w:b/>
+                <w:sz w:val="17"/>
+              </w:rPr>
+              <w:t>項目</w:t>
+            </w:r>
+          </w:p>
+        </w:tc>
+        <w:tc>
+          <w:tcPr>
+            <w:tcW w:type="dxa" w:w="4703"/>
+          </w:tcPr>
+          <w:p>
+            <w:r>
+              <w:rPr>
+                <w:b/>
+                <w:sz w:val="17"/>
+              </w:rPr>
+              <w:t>内容</w:t>
+            </w:r>
+          </w:p>
+        </w:tc>
+      </w:tr>
+      <w:tr>
+        <w:tc>
+          <w:tcPr>
+            <w:tcW w:type="dxa" w:w="4703"/>
+          </w:tcPr>
+          <w:p>
+            <w:r>
+              <w:rPr>
+                <w:sz w:val="17"/>
+              </w:rPr>
+              <w:t>本人の理解確認</w:t>
+            </w:r>
+          </w:p>
+        </w:tc>
+        <w:tc>
+          <w:tcPr>
+            <w:tcW w:type="dxa" w:w="4703"/>
+          </w:tcPr>
+          <w:p>
+            <w:r>
+              <w:rPr>
+                <w:sz w:val="17"/>
+              </w:rPr>
+              <w:t>□理解済　□一部不明点あり（**[不明点内容]**）</w:t>
+            </w:r>
+          </w:p>
+        </w:tc>
+      </w:tr>
+      <w:tr>
+        <w:tc>
+          <w:tcPr>
+            <w:tcW w:type="dxa" w:w="4703"/>
+          </w:tcPr>
+          <w:p>
+            <w:r>
+              <w:rPr>
+                <w:sz w:val="17"/>
+              </w:rPr>
+              <w:t>本人からの申し出</w:t>
+            </w:r>
+          </w:p>
+        </w:tc>
+        <w:tc>
+          <w:tcPr>
+            <w:tcW w:type="dxa" w:w="4703"/>
+          </w:tcPr>
+          <w:p>
+            <w:r>
+              <w:rPr>
+                <w:sz w:val="17"/>
+              </w:rPr>
+              <w:t>**[申し出内容]**（なければ「特になし」）</w:t>
+            </w:r>
+          </w:p>
+        </w:tc>
+      </w:tr>
+      <w:tr>
+        <w:tc>
+          <w:tcPr>
+            <w:tcW w:type="dxa" w:w="4703"/>
+          </w:tcPr>
+          <w:p>
+            <w:r>
+              <w:rPr>
+                <w:sz w:val="17"/>
+              </w:rPr>
+              <w:t>追加対応の要否</w:t>
+            </w:r>
+          </w:p>
+        </w:tc>
+        <w:tc>
+          <w:tcPr>
+            <w:tcW w:type="dxa" w:w="4703"/>
+          </w:tcPr>
+          <w:p>
+            <w:r>
+              <w:rPr>
+                <w:sz w:val="17"/>
+              </w:rPr>
+              <w:t>□不要　□必要（**[追加対応内容]**、予定日：**[対応予定日]**）</w:t>
+            </w:r>
+          </w:p>
+        </w:tc>
+      </w:tr>
+      <w:tr>
+        <w:tc>
+          <w:tcPr>
+            <w:tcW w:type="dxa" w:w="4703"/>
+          </w:tcPr>
+          <w:p>
+            <w:r>
+              <w:rPr>
+                <w:sz w:val="17"/>
+              </w:rPr>
+              <w:t>受入機関への報告</w:t>
+            </w:r>
+          </w:p>
+        </w:tc>
+        <w:tc>
+          <w:tcPr>
+            <w:tcW w:type="dxa" w:w="4703"/>
+          </w:tcPr>
+          <w:p>
+            <w:r>
+              <w:rPr>
+                <w:sz w:val="17"/>
+              </w:rPr>
+              <w:t>□不要　□報告済（**[受入機関報告概要]**）</w:t>
+            </w:r>
+          </w:p>
+        </w:tc>
+      </w:tr>
+      <w:tr>
+        <w:tc>
+          <w:tcPr>
+            <w:tcW w:type="dxa" w:w="4703"/>
+          </w:tcPr>
+          <w:p>
+            <w:r>
+              <w:rPr>
+                <w:sz w:val="17"/>
+              </w:rPr>
+              <w:t>行政機関への通報</w:t>
+            </w:r>
+          </w:p>
+        </w:tc>
+        <w:tc>
+          <w:tcPr>
+            <w:tcW w:type="dxa" w:w="4703"/>
+          </w:tcPr>
+          <w:p>
+            <w:r>
+              <w:rPr>
+                <w:sz w:val="17"/>
+              </w:rPr>
+              <w:t>□不要　□通報済（**[通報先・内容]**）</w:t>
+            </w:r>
+          </w:p>
+        </w:tc>
+      </w:tr>
+      <w:tr>
+        <w:tc>
+          <w:tcPr>
+            <w:tcW w:type="dxa" w:w="4703"/>
+          </w:tcPr>
+          <w:p>
+            <w:r>
+              <w:rPr>
+                <w:sz w:val="17"/>
+              </w:rPr>
+              <w:t>特記事項</w:t>
+            </w:r>
+          </w:p>
+        </w:tc>
+        <w:tc>
+          <w:tcPr>
+            <w:tcW w:type="dxa" w:w="4703"/>
+          </w:tcPr>
+          <w:p>
+            <w:r>
+              <w:rPr>
+                <w:sz w:val="17"/>
+              </w:rPr>
+              <w:t>**[特記事項]**（なければ「特になし」）</w:t>
+            </w:r>
+          </w:p>
+        </w:tc>
+      </w:tr>
+    </w:tbl>
+    <w:p/>
+    <w:p/>
+    <w:p>
+      <w:r>
+        <w:rPr>
+          <w:sz w:val="16"/>
+        </w:rPr>
+        <w:t>──────────────────────────────────────────────────</w:t>
+      </w:r>
+    </w:p>
+    <w:p/>
+    <w:p>
+      <w:r>
+        <w:rPr>
+          <w:b/>
+          <w:sz w:val="24"/>
+        </w:rPr>
+        <w:t>▌本人確認署名</w:t>
+      </w:r>
+    </w:p>
+    <w:p/>
+    <w:p>
+      <w:r>
+        <w:rPr>
+          <w:sz w:val="19"/>
+        </w:rPr>
+        <w:t>本支援の実施内容を確認しました。</w:t>
+      </w:r>
+    </w:p>
+    <w:p/>
+    <w:p>
+      <w:r>
+        <w:rPr>
+          <w:sz w:val="19"/>
+        </w:rPr>
+        <w:t>外国人氏名（ローマ字署名）：___________________________________　令和 **[署名年]** 年 **[署名月]** 月 **[署名日]** 日</w:t>
+      </w:r>
+    </w:p>
+    <w:p/>
+    <w:p>
+      <w:r>
+        <w:rPr>
+          <w:sz w:val="19"/>
+        </w:rPr>
+        <w:t>作成者：[担当者氏名]　印</w:t>
       </w:r>
     </w:p>
     <w:p/>
@@ -2470,7 +3754,7 @@
     <w:rsid w:val="00FC693F"/>
     <w:rPr>
       <w:rFonts w:ascii="MS Gothic" w:hAnsi="MS Gothic"/>
-      <w:sz w:val="20"/>
+      <w:sz w:val="19"/>
     </w:rPr>
   </w:style>
   <w:style w:type="paragraph" w:styleId="Header">
